--- a/output/informe_docx/informe_Informática.docx
+++ b/output/informe_docx/informe_Informática.docx
@@ -6,7 +6,10 @@
       <w:pPr>
         <w:jc w:val="center"/>
         <w:rPr>
-          <w:lang w:val="en-US"/>
+          <w:b/>
+          <w:bCs/>
+          <w:sz w:val="36"/>
+          <w:szCs w:val="36"/>
         </w:rPr>
       </w:pPr>
     </w:p>
@@ -14,7 +17,10 @@
       <w:pPr>
         <w:jc w:val="center"/>
         <w:rPr>
-          <w:lang w:val="en-US"/>
+          <w:b/>
+          <w:bCs/>
+          <w:sz w:val="36"/>
+          <w:szCs w:val="36"/>
         </w:rPr>
       </w:pPr>
     </w:p>
@@ -22,12 +28,10 @@
       <w:pPr>
         <w:jc w:val="center"/>
         <w:rPr>
-          <w:rFonts w:ascii="Helvetica" w:hAnsi="Helvetica"/>
           <w:b/>
           <w:bCs/>
-          <w:sz w:val="48"/>
-          <w:szCs w:val="48"/>
-          <w:lang w:val="en-US"/>
+          <w:sz w:val="36"/>
+          <w:szCs w:val="36"/>
         </w:rPr>
       </w:pPr>
     </w:p>
@@ -35,67 +39,28 @@
       <w:pPr>
         <w:jc w:val="center"/>
         <w:rPr>
-          <w:rFonts w:ascii="Helvetica" w:hAnsi="Helvetica"/>
           <w:b/>
           <w:bCs/>
-          <w:sz w:val="48"/>
-          <w:szCs w:val="48"/>
-          <w:lang w:val="en-US"/>
-        </w:rPr>
-      </w:pPr>
-    </w:p>
-    <w:p>
-      <w:pPr>
-        <w:jc w:val="center"/>
-        <w:rPr>
-          <w:rFonts w:ascii="Helvetica" w:hAnsi="Helvetica"/>
-          <w:b/>
-          <w:bCs/>
-          <w:sz w:val="48"/>
-          <w:szCs w:val="48"/>
-          <w:lang w:val="en-US"/>
-        </w:rPr>
-      </w:pPr>
-    </w:p>
-    <w:p>
-      <w:pPr>
-        <w:jc w:val="center"/>
-        <w:rPr>
-          <w:rFonts w:ascii="Helvetica" w:hAnsi="Helvetica"/>
-          <w:b/>
-          <w:bCs/>
-          <w:sz w:val="48"/>
-          <w:szCs w:val="48"/>
+          <w:sz w:val="36"/>
+          <w:szCs w:val="36"/>
         </w:rPr>
       </w:pPr>
       <w:r>
         <w:rPr>
-          <w:rFonts w:ascii="Helvetica" w:hAnsi="Helvetica"/>
           <w:b/>
           <w:bCs/>
-          <w:sz w:val="48"/>
-          <w:szCs w:val="48"/>
+          <w:sz w:val="36"/>
+          <w:szCs w:val="36"/>
         </w:rPr>
-        <w:t>Informe de Calidad</w:t>
-      </w:r>
-      <w:r>
-        <w:rPr>
-          <w:rFonts w:ascii="Helvetica" w:hAnsi="Helvetica"/>
-          <w:b/>
-          <w:bCs/>
-          <w:sz w:val="48"/>
-          <w:szCs w:val="48"/>
-        </w:rPr>
-        <w:t xml:space="preserve"> de </w:t>
+        <w:t xml:space="preserve">Informe Tasa de éxito de </w:t>
       </w:r>
       <w:proofErr w:type="gramStart"/>
       <w:r>
         <w:rPr>
-          <w:rFonts w:ascii="Helvetica" w:hAnsi="Helvetica"/>
           <w:b/>
           <w:bCs/>
-          <w:sz w:val="48"/>
-          <w:szCs w:val="48"/>
+          <w:sz w:val="36"/>
+          <w:szCs w:val="36"/>
         </w:rPr>
         <w:t xml:space="preserve">Informática</w:t>
       </w:r>
@@ -109,7 +74,7 @@
       </w:r>
       <w:proofErr w:type="gramStart"/>
       <w:r>
-        <w:t xml:space="preserve">09/01/2026</w:t>
+        <w:t xml:space="preserve">27/01/2026</w:t>
       </w:r>
     </w:p>
     <w:p>
@@ -129,61 +94,2281 @@
         <w:jc w:val="center"/>
       </w:pPr>
       <w:r>
-        <w:t xml:space="preserve">Universidad: </w:t>
-      </w:r>
-      <w:proofErr w:type="gramStart"/>
-      <w:r>
-        <w:t xml:space="preserve">La Laguna</w:t>
+        <w:t xml:space="preserve">Universidad: La Laguna</w:t>
       </w:r>
     </w:p>
     <w:p>
       <w:pPr>
         <w:jc w:val="center"/>
+        <w:rPr>
+          <w:rFonts w:ascii="Helvetica" w:eastAsia="Times New Roman" w:hAnsi="Helvetica" w:cs="Times New Roman"/>
+          <w:b/>
+          <w:bCs/>
+          <w:color w:val="000000"/>
+          <w:kern w:val="0"/>
+          <w:sz w:val="36"/>
+          <w:szCs w:val="36"/>
+          <w:lang w:eastAsia="es-ES_tradnl"/>
+          <w14:ligatures w14:val="none"/>
+        </w:rPr>
       </w:pPr>
-    </w:p>
-    <w:p>
-      <w:pPr>
-        <w:jc w:val="center"/>
-      </w:pPr>
-    </w:p>
-    <w:p>
       <w:r>
+        <w:rPr>
+          <w:b/>
+          <w:bCs/>
+          <w:sz w:val="36"/>
+          <w:szCs w:val="36"/>
+        </w:rPr>
         <w:br w:type="page"/>
       </w:r>
     </w:p>
     <w:p>
       <w:pPr>
-        <w:pStyle w:val="Prrafodelista"/>
-        <w:numPr>
-          <w:ilvl w:val="0"/>
-          <w:numId w:val="1"/>
-        </w:numPr>
+        <w:pStyle w:val="p1"/>
         <w:rPr>
-          <w:sz w:val="32"/>
-          <w:szCs w:val="32"/>
+          <w:b/>
+          <w:bCs/>
+          <w:sz w:val="28"/>
+          <w:szCs w:val="28"/>
         </w:rPr>
       </w:pPr>
       <w:r>
         <w:rPr>
-          <w:sz w:val="32"/>
-          <w:szCs w:val="32"/>
+          <w:b/>
+          <w:bCs/>
+          <w:sz w:val="28"/>
+          <w:szCs w:val="28"/>
         </w:rPr>
         <w:lastRenderedPageBreak/>
-        <w:t xml:space="preserve">Líneas de rendimiento</w:t>
+        <w:t>Tasa de éxito</w:t>
       </w:r>
     </w:p>
     <w:p>
       <w:pPr>
-        <w:pStyle w:val="Prrafodelista"/>
+        <w:pStyle w:val="p1"/>
+        <w:rPr>
+          <w:b/>
+          <w:bCs/>
+          <w:sz w:val="28"/>
+          <w:szCs w:val="28"/>
+        </w:rPr>
+      </w:pPr>
+    </w:p>
+    <w:p>
+      <w:pPr>
+        <w:spacing w:after="0" w:line="240" w:lineRule="auto"/>
+        <w:rPr>
+          <w:rFonts w:ascii="Helvetica" w:eastAsia="Times New Roman" w:hAnsi="Helvetica" w:cs="Times New Roman"/>
+          <w:color w:val="000000"/>
+          <w:kern w:val="0"/>
+          <w:lang w:eastAsia="es-ES_tradnl"/>
+          <w14:ligatures w14:val="none"/>
+        </w:rPr>
+      </w:pPr>
+      <w:r>
+        <w:rPr>
+          <w:rFonts w:ascii="Helvetica" w:eastAsia="Times New Roman" w:hAnsi="Helvetica" w:cs="Times New Roman"/>
+          <w:color w:val="000000"/>
+          <w:kern w:val="0"/>
+          <w:lang w:eastAsia="es-ES_tradnl"/>
+          <w14:ligatures w14:val="none"/>
+        </w:rPr>
+        <w:t>La</w:t>
+      </w:r>
+      <w:r>
+        <w:rPr>
+          <w:rFonts w:ascii="Helvetica" w:eastAsia="Times New Roman" w:hAnsi="Helvetica" w:cs="Times New Roman"/>
+          <w:color w:val="000000"/>
+          <w:kern w:val="0"/>
+          <w:lang w:eastAsia="es-ES_tradnl"/>
+          <w14:ligatures w14:val="none"/>
+        </w:rPr>
+        <w:t>‬</w:t>
+      </w:r>
+      <w:bdo w:val="ltr">
+        <w:r>
+          <w:rPr>
+            <w:rFonts w:ascii="Helvetica" w:eastAsia="Times New Roman" w:hAnsi="Helvetica" w:cs="Times New Roman"/>
+            <w:color w:val="000000"/>
+            <w:kern w:val="0"/>
+            <w:lang w:eastAsia="es-ES_tradnl"/>
+            <w14:ligatures w14:val="none"/>
+          </w:rPr>
+          <w:t xml:space="preserve"> tasa</w:t>
+        </w:r>
+        <w:r>
+          <w:rPr>
+            <w:rFonts w:ascii="Helvetica" w:eastAsia="Times New Roman" w:hAnsi="Helvetica" w:cs="Times New Roman"/>
+            <w:color w:val="000000"/>
+            <w:kern w:val="0"/>
+            <w:lang w:eastAsia="es-ES_tradnl"/>
+            <w14:ligatures w14:val="none"/>
+          </w:rPr>
+          <w:t>‬</w:t>
+        </w:r>
+        <w:bdo w:val="ltr">
+          <w:r>
+            <w:rPr>
+              <w:rFonts w:ascii="Helvetica" w:eastAsia="Times New Roman" w:hAnsi="Helvetica" w:cs="Times New Roman"/>
+              <w:color w:val="000000"/>
+              <w:kern w:val="0"/>
+              <w:lang w:eastAsia="es-ES_tradnl"/>
+              <w14:ligatures w14:val="none"/>
+            </w:rPr>
+            <w:t xml:space="preserve"> de</w:t>
+          </w:r>
+          <w:r>
+            <w:rPr>
+              <w:rFonts w:ascii="Helvetica" w:eastAsia="Times New Roman" w:hAnsi="Helvetica" w:cs="Times New Roman"/>
+              <w:color w:val="000000"/>
+              <w:kern w:val="0"/>
+              <w:lang w:eastAsia="es-ES_tradnl"/>
+              <w14:ligatures w14:val="none"/>
+            </w:rPr>
+            <w:t>‬</w:t>
+          </w:r>
+          <w:bdo w:val="ltr">
+            <w:r>
+              <w:rPr>
+                <w:rFonts w:ascii="Helvetica" w:eastAsia="Times New Roman" w:hAnsi="Helvetica" w:cs="Times New Roman"/>
+                <w:color w:val="000000"/>
+                <w:kern w:val="0"/>
+                <w:lang w:eastAsia="es-ES_tradnl"/>
+                <w14:ligatures w14:val="none"/>
+              </w:rPr>
+              <w:t xml:space="preserve"> éxito</w:t>
+            </w:r>
+            <w:r>
+              <w:rPr>
+                <w:rFonts w:ascii="Helvetica" w:eastAsia="Times New Roman" w:hAnsi="Helvetica" w:cs="Times New Roman"/>
+                <w:color w:val="000000"/>
+                <w:kern w:val="0"/>
+                <w:lang w:eastAsia="es-ES_tradnl"/>
+                <w14:ligatures w14:val="none"/>
+              </w:rPr>
+              <w:t>‬</w:t>
+            </w:r>
+            <w:bdo w:val="ltr">
+              <w:r>
+                <w:rPr>
+                  <w:rFonts w:ascii="Helvetica" w:eastAsia="Times New Roman" w:hAnsi="Helvetica" w:cs="Times New Roman"/>
+                  <w:color w:val="000000"/>
+                  <w:kern w:val="0"/>
+                  <w:lang w:eastAsia="es-ES_tradnl"/>
+                  <w14:ligatures w14:val="none"/>
+                </w:rPr>
+                <w:t xml:space="preserve"> se</w:t>
+              </w:r>
+              <w:r>
+                <w:rPr>
+                  <w:rFonts w:ascii="Helvetica" w:eastAsia="Times New Roman" w:hAnsi="Helvetica" w:cs="Times New Roman"/>
+                  <w:color w:val="000000"/>
+                  <w:kern w:val="0"/>
+                  <w:lang w:eastAsia="es-ES_tradnl"/>
+                  <w14:ligatures w14:val="none"/>
+                </w:rPr>
+                <w:t>‬</w:t>
+              </w:r>
+              <w:bdo w:val="ltr">
+                <w:r>
+                  <w:rPr>
+                    <w:rFonts w:ascii="Helvetica" w:eastAsia="Times New Roman" w:hAnsi="Helvetica" w:cs="Times New Roman"/>
+                    <w:color w:val="000000"/>
+                    <w:kern w:val="0"/>
+                    <w:lang w:eastAsia="es-ES_tradnl"/>
+                    <w14:ligatures w14:val="none"/>
+                  </w:rPr>
+                  <w:t xml:space="preserve"> define</w:t>
+                </w:r>
+                <w:r>
+                  <w:rPr>
+                    <w:rFonts w:ascii="Helvetica" w:eastAsia="Times New Roman" w:hAnsi="Helvetica" w:cs="Times New Roman"/>
+                    <w:color w:val="000000"/>
+                    <w:kern w:val="0"/>
+                    <w:lang w:eastAsia="es-ES_tradnl"/>
+                    <w14:ligatures w14:val="none"/>
+                  </w:rPr>
+                  <w:t>‬</w:t>
+                </w:r>
+                <w:bdo w:val="ltr">
+                  <w:r>
+                    <w:rPr>
+                      <w:rFonts w:ascii="Helvetica" w:eastAsia="Times New Roman" w:hAnsi="Helvetica" w:cs="Times New Roman"/>
+                      <w:color w:val="000000"/>
+                      <w:kern w:val="0"/>
+                      <w:lang w:eastAsia="es-ES_tradnl"/>
+                      <w14:ligatures w14:val="none"/>
+                    </w:rPr>
+                    <w:t xml:space="preserve"> como</w:t>
+                  </w:r>
+                  <w:r>
+                    <w:rPr>
+                      <w:rFonts w:ascii="Helvetica" w:eastAsia="Times New Roman" w:hAnsi="Helvetica" w:cs="Times New Roman"/>
+                      <w:color w:val="000000"/>
+                      <w:kern w:val="0"/>
+                      <w:lang w:eastAsia="es-ES_tradnl"/>
+                      <w14:ligatures w14:val="none"/>
+                    </w:rPr>
+                    <w:t>‬</w:t>
+                  </w:r>
+                  <w:bdo w:val="ltr">
+                    <w:r>
+                      <w:rPr>
+                        <w:rFonts w:ascii="Helvetica" w:eastAsia="Times New Roman" w:hAnsi="Helvetica" w:cs="Times New Roman"/>
+                        <w:color w:val="000000"/>
+                        <w:kern w:val="0"/>
+                        <w:lang w:eastAsia="es-ES_tradnl"/>
+                        <w14:ligatures w14:val="none"/>
+                      </w:rPr>
+                      <w:t xml:space="preserve"> la</w:t>
+                    </w:r>
+                    <w:r>
+                      <w:rPr>
+                        <w:rFonts w:ascii="Helvetica" w:eastAsia="Times New Roman" w:hAnsi="Helvetica" w:cs="Times New Roman"/>
+                        <w:color w:val="000000"/>
+                        <w:kern w:val="0"/>
+                        <w:lang w:eastAsia="es-ES_tradnl"/>
+                        <w14:ligatures w14:val="none"/>
+                      </w:rPr>
+                      <w:t>‬</w:t>
+                    </w:r>
+                    <w:bdo w:val="ltr">
+                      <w:r>
+                        <w:rPr>
+                          <w:rFonts w:ascii="Helvetica" w:eastAsia="Times New Roman" w:hAnsi="Helvetica" w:cs="Times New Roman"/>
+                          <w:color w:val="000000"/>
+                          <w:kern w:val="0"/>
+                          <w:lang w:eastAsia="es-ES_tradnl"/>
+                          <w14:ligatures w14:val="none"/>
+                        </w:rPr>
+                        <w:t xml:space="preserve"> relación</w:t>
+                      </w:r>
+                      <w:r>
+                        <w:rPr>
+                          <w:rFonts w:ascii="Helvetica" w:eastAsia="Times New Roman" w:hAnsi="Helvetica" w:cs="Times New Roman"/>
+                          <w:color w:val="000000"/>
+                          <w:kern w:val="0"/>
+                          <w:lang w:eastAsia="es-ES_tradnl"/>
+                          <w14:ligatures w14:val="none"/>
+                        </w:rPr>
+                        <w:t>‬</w:t>
+                      </w:r>
+                      <w:bdo w:val="ltr">
+                        <w:r>
+                          <w:rPr>
+                            <w:rFonts w:ascii="Helvetica" w:eastAsia="Times New Roman" w:hAnsi="Helvetica" w:cs="Times New Roman"/>
+                            <w:color w:val="000000"/>
+                            <w:kern w:val="0"/>
+                            <w:lang w:eastAsia="es-ES_tradnl"/>
+                            <w14:ligatures w14:val="none"/>
+                          </w:rPr>
+                          <w:t xml:space="preserve"> porcentual</w:t>
+                        </w:r>
+                        <w:r>
+                          <w:rPr>
+                            <w:rFonts w:ascii="Helvetica" w:eastAsia="Times New Roman" w:hAnsi="Helvetica" w:cs="Times New Roman"/>
+                            <w:color w:val="000000"/>
+                            <w:kern w:val="0"/>
+                            <w:lang w:eastAsia="es-ES_tradnl"/>
+                            <w14:ligatures w14:val="none"/>
+                          </w:rPr>
+                          <w:t>‬</w:t>
+                        </w:r>
+                        <w:bdo w:val="ltr">
+                          <w:r>
+                            <w:rPr>
+                              <w:rFonts w:ascii="Helvetica" w:eastAsia="Times New Roman" w:hAnsi="Helvetica" w:cs="Times New Roman"/>
+                              <w:color w:val="000000"/>
+                              <w:kern w:val="0"/>
+                              <w:lang w:eastAsia="es-ES_tradnl"/>
+                              <w14:ligatures w14:val="none"/>
+                            </w:rPr>
+                            <w:t xml:space="preserve"> entre</w:t>
+                          </w:r>
+                          <w:r>
+                            <w:rPr>
+                              <w:rFonts w:ascii="Helvetica" w:eastAsia="Times New Roman" w:hAnsi="Helvetica" w:cs="Times New Roman"/>
+                              <w:color w:val="000000"/>
+                              <w:kern w:val="0"/>
+                              <w:lang w:eastAsia="es-ES_tradnl"/>
+                              <w14:ligatures w14:val="none"/>
+                            </w:rPr>
+                            <w:t>‬</w:t>
+                          </w:r>
+                          <w:bdo w:val="ltr">
+                            <w:r>
+                              <w:rPr>
+                                <w:rFonts w:ascii="Helvetica" w:eastAsia="Times New Roman" w:hAnsi="Helvetica" w:cs="Times New Roman"/>
+                                <w:color w:val="000000"/>
+                                <w:kern w:val="0"/>
+                                <w:lang w:eastAsia="es-ES_tradnl"/>
+                                <w14:ligatures w14:val="none"/>
+                              </w:rPr>
+                              <w:t xml:space="preserve"> el</w:t>
+                            </w:r>
+                            <w:r>
+                              <w:rPr>
+                                <w:rFonts w:ascii="Helvetica" w:eastAsia="Times New Roman" w:hAnsi="Helvetica" w:cs="Times New Roman"/>
+                                <w:color w:val="000000"/>
+                                <w:kern w:val="0"/>
+                                <w:lang w:eastAsia="es-ES_tradnl"/>
+                                <w14:ligatures w14:val="none"/>
+                              </w:rPr>
+                              <w:t>‬</w:t>
+                            </w:r>
+                            <w:bdo w:val="ltr">
+                              <w:r>
+                                <w:rPr>
+                                  <w:rFonts w:ascii="Helvetica" w:eastAsia="Times New Roman" w:hAnsi="Helvetica" w:cs="Times New Roman"/>
+                                  <w:color w:val="000000"/>
+                                  <w:kern w:val="0"/>
+                                  <w:lang w:eastAsia="es-ES_tradnl"/>
+                                  <w14:ligatures w14:val="none"/>
+                                </w:rPr>
+                                <w:t xml:space="preserve"> número</w:t>
+                              </w:r>
+                              <w:r>
+                                <w:rPr>
+                                  <w:rFonts w:ascii="Helvetica" w:eastAsia="Times New Roman" w:hAnsi="Helvetica" w:cs="Times New Roman"/>
+                                  <w:color w:val="000000"/>
+                                  <w:kern w:val="0"/>
+                                  <w:lang w:eastAsia="es-ES_tradnl"/>
+                                  <w14:ligatures w14:val="none"/>
+                                </w:rPr>
+                                <w:t>‬</w:t>
+                              </w:r>
+                              <w:bdo w:val="ltr">
+                                <w:r>
+                                  <w:rPr>
+                                    <w:rFonts w:ascii="Helvetica" w:eastAsia="Times New Roman" w:hAnsi="Helvetica" w:cs="Times New Roman"/>
+                                    <w:color w:val="000000"/>
+                                    <w:kern w:val="0"/>
+                                    <w:lang w:eastAsia="es-ES_tradnl"/>
+                                    <w14:ligatures w14:val="none"/>
+                                  </w:rPr>
+                                  <w:t xml:space="preserve"> de</w:t>
+                                </w:r>
+                                <w:r>
+                                  <w:rPr>
+                                    <w:rFonts w:ascii="Helvetica" w:eastAsia="Times New Roman" w:hAnsi="Helvetica" w:cs="Times New Roman"/>
+                                    <w:color w:val="000000"/>
+                                    <w:kern w:val="0"/>
+                                    <w:lang w:eastAsia="es-ES_tradnl"/>
+                                    <w14:ligatures w14:val="none"/>
+                                  </w:rPr>
+                                  <w:t>‬</w:t>
+                                </w:r>
+                                <w:bdo w:val="ltr">
+                                  <w:r>
+                                    <w:rPr>
+                                      <w:rFonts w:ascii="Helvetica" w:eastAsia="Times New Roman" w:hAnsi="Helvetica" w:cs="Times New Roman"/>
+                                      <w:color w:val="000000"/>
+                                      <w:kern w:val="0"/>
+                                      <w:lang w:eastAsia="es-ES_tradnl"/>
+                                      <w14:ligatures w14:val="none"/>
+                                    </w:rPr>
+                                    <w:t xml:space="preserve"> créditos</w:t>
+                                  </w:r>
+                                  <w:r>
+                                    <w:rPr>
+                                      <w:rFonts w:ascii="Helvetica" w:eastAsia="Times New Roman" w:hAnsi="Helvetica" w:cs="Times New Roman"/>
+                                      <w:color w:val="000000"/>
+                                      <w:kern w:val="0"/>
+                                      <w:lang w:eastAsia="es-ES_tradnl"/>
+                                      <w14:ligatures w14:val="none"/>
+                                    </w:rPr>
+                                    <w:t>‬ superados</w:t>
+                                  </w:r>
+                                  <w:r>
+                                    <w:rPr>
+                                      <w:rFonts w:ascii="Helvetica" w:eastAsia="Times New Roman" w:hAnsi="Helvetica" w:cs="Times New Roman"/>
+                                      <w:color w:val="000000"/>
+                                      <w:kern w:val="0"/>
+                                      <w:lang w:eastAsia="es-ES_tradnl"/>
+                                      <w14:ligatures w14:val="none"/>
+                                    </w:rPr>
+                                    <w:t>‬</w:t>
+                                  </w:r>
+                                  <w:bdo w:val="ltr">
+                                    <w:r>
+                                      <w:rPr>
+                                        <w:rFonts w:ascii="Helvetica" w:eastAsia="Times New Roman" w:hAnsi="Helvetica" w:cs="Times New Roman"/>
+                                        <w:color w:val="000000"/>
+                                        <w:kern w:val="0"/>
+                                        <w:lang w:eastAsia="es-ES_tradnl"/>
+                                        <w14:ligatures w14:val="none"/>
+                                      </w:rPr>
+                                      <w:t xml:space="preserve"> a</w:t>
+                                    </w:r>
+                                    <w:r>
+                                      <w:rPr>
+                                        <w:rFonts w:ascii="Helvetica" w:eastAsia="Times New Roman" w:hAnsi="Helvetica" w:cs="Times New Roman"/>
+                                        <w:color w:val="000000"/>
+                                        <w:kern w:val="0"/>
+                                        <w:lang w:eastAsia="es-ES_tradnl"/>
+                                        <w14:ligatures w14:val="none"/>
+                                      </w:rPr>
+                                      <w:t>‬</w:t>
+                                    </w:r>
+                                    <w:bdo w:val="ltr">
+                                      <w:r>
+                                        <w:rPr>
+                                          <w:rFonts w:ascii="Helvetica" w:eastAsia="Times New Roman" w:hAnsi="Helvetica" w:cs="Times New Roman"/>
+                                          <w:color w:val="000000"/>
+                                          <w:kern w:val="0"/>
+                                          <w:lang w:eastAsia="es-ES_tradnl"/>
+                                          <w14:ligatures w14:val="none"/>
+                                        </w:rPr>
+                                        <w:t xml:space="preserve"> lo</w:t>
+                                      </w:r>
+                                      <w:r>
+                                        <w:rPr>
+                                          <w:rFonts w:ascii="Helvetica" w:eastAsia="Times New Roman" w:hAnsi="Helvetica" w:cs="Times New Roman"/>
+                                          <w:color w:val="000000"/>
+                                          <w:kern w:val="0"/>
+                                          <w:lang w:eastAsia="es-ES_tradnl"/>
+                                          <w14:ligatures w14:val="none"/>
+                                        </w:rPr>
+                                        <w:t>‬</w:t>
+                                      </w:r>
+                                      <w:bdo w:val="ltr">
+                                        <w:r>
+                                          <w:rPr>
+                                            <w:rFonts w:ascii="Helvetica" w:eastAsia="Times New Roman" w:hAnsi="Helvetica" w:cs="Times New Roman"/>
+                                            <w:color w:val="000000"/>
+                                            <w:kern w:val="0"/>
+                                            <w:lang w:eastAsia="es-ES_tradnl"/>
+                                            <w14:ligatures w14:val="none"/>
+                                          </w:rPr>
+                                          <w:t xml:space="preserve"> largo</w:t>
+                                        </w:r>
+                                        <w:r>
+                                          <w:rPr>
+                                            <w:rFonts w:ascii="Helvetica" w:eastAsia="Times New Roman" w:hAnsi="Helvetica" w:cs="Times New Roman"/>
+                                            <w:color w:val="000000"/>
+                                            <w:kern w:val="0"/>
+                                            <w:lang w:eastAsia="es-ES_tradnl"/>
+                                            <w14:ligatures w14:val="none"/>
+                                          </w:rPr>
+                                          <w:t>‬</w:t>
+                                        </w:r>
+                                        <w:bdo w:val="ltr">
+                                          <w:r>
+                                            <w:rPr>
+                                              <w:rFonts w:ascii="Helvetica" w:eastAsia="Times New Roman" w:hAnsi="Helvetica" w:cs="Times New Roman"/>
+                                              <w:color w:val="000000"/>
+                                              <w:kern w:val="0"/>
+                                              <w:lang w:eastAsia="es-ES_tradnl"/>
+                                              <w14:ligatures w14:val="none"/>
+                                            </w:rPr>
+                                            <w:t xml:space="preserve"> de</w:t>
+                                          </w:r>
+                                          <w:r>
+                                            <w:rPr>
+                                              <w:rFonts w:ascii="Helvetica" w:eastAsia="Times New Roman" w:hAnsi="Helvetica" w:cs="Times New Roman"/>
+                                              <w:color w:val="000000"/>
+                                              <w:kern w:val="0"/>
+                                              <w:lang w:eastAsia="es-ES_tradnl"/>
+                                              <w14:ligatures w14:val="none"/>
+                                            </w:rPr>
+                                            <w:t>‬</w:t>
+                                          </w:r>
+                                          <w:bdo w:val="ltr">
+                                            <w:r>
+                                              <w:rPr>
+                                                <w:rFonts w:ascii="Helvetica" w:eastAsia="Times New Roman" w:hAnsi="Helvetica" w:cs="Times New Roman"/>
+                                                <w:color w:val="000000"/>
+                                                <w:kern w:val="0"/>
+                                                <w:lang w:eastAsia="es-ES_tradnl"/>
+                                                <w14:ligatures w14:val="none"/>
+                                              </w:rPr>
+                                              <w:t xml:space="preserve"> la</w:t>
+                                            </w:r>
+                                            <w:r>
+                                              <w:rPr>
+                                                <w:rFonts w:ascii="Helvetica" w:eastAsia="Times New Roman" w:hAnsi="Helvetica" w:cs="Times New Roman"/>
+                                                <w:color w:val="000000"/>
+                                                <w:kern w:val="0"/>
+                                                <w:lang w:eastAsia="es-ES_tradnl"/>
+                                                <w14:ligatures w14:val="none"/>
+                                              </w:rPr>
+                                              <w:t>‬</w:t>
+                                            </w:r>
+                                            <w:bdo w:val="ltr">
+                                              <w:r>
+                                                <w:rPr>
+                                                  <w:rFonts w:ascii="Helvetica" w:eastAsia="Times New Roman" w:hAnsi="Helvetica" w:cs="Times New Roman"/>
+                                                  <w:color w:val="000000"/>
+                                                  <w:kern w:val="0"/>
+                                                  <w:lang w:eastAsia="es-ES_tradnl"/>
+                                                  <w14:ligatures w14:val="none"/>
+                                                </w:rPr>
+                                                <w:t xml:space="preserve"> titulación</w:t>
+                                              </w:r>
+                                              <w:r>
+                                                <w:rPr>
+                                                  <w:rFonts w:ascii="Helvetica" w:eastAsia="Times New Roman" w:hAnsi="Helvetica" w:cs="Times New Roman"/>
+                                                  <w:color w:val="000000"/>
+                                                  <w:kern w:val="0"/>
+                                                  <w:lang w:eastAsia="es-ES_tradnl"/>
+                                                  <w14:ligatures w14:val="none"/>
+                                                </w:rPr>
+                                                <w:t>‬</w:t>
+                                              </w:r>
+                                              <w:bdo w:val="ltr">
+                                                <w:r>
+                                                  <w:rPr>
+                                                    <w:rFonts w:ascii="Helvetica" w:eastAsia="Times New Roman" w:hAnsi="Helvetica" w:cs="Times New Roman"/>
+                                                    <w:color w:val="000000"/>
+                                                    <w:kern w:val="0"/>
+                                                    <w:lang w:eastAsia="es-ES_tradnl"/>
+                                                    <w14:ligatures w14:val="none"/>
+                                                  </w:rPr>
+                                                  <w:t xml:space="preserve"> por</w:t>
+                                                </w:r>
+                                                <w:r>
+                                                  <w:rPr>
+                                                    <w:rFonts w:ascii="Helvetica" w:eastAsia="Times New Roman" w:hAnsi="Helvetica" w:cs="Times New Roman"/>
+                                                    <w:color w:val="000000"/>
+                                                    <w:kern w:val="0"/>
+                                                    <w:lang w:eastAsia="es-ES_tradnl"/>
+                                                    <w14:ligatures w14:val="none"/>
+                                                  </w:rPr>
+                                                  <w:t>‬</w:t>
+                                                </w:r>
+                                                <w:bdo w:val="ltr">
+                                                  <w:r>
+                                                    <w:rPr>
+                                                      <w:rFonts w:ascii="Helvetica" w:eastAsia="Times New Roman" w:hAnsi="Helvetica" w:cs="Times New Roman"/>
+                                                      <w:color w:val="000000"/>
+                                                      <w:kern w:val="0"/>
+                                                      <w:lang w:eastAsia="es-ES_tradnl"/>
+                                                      <w14:ligatures w14:val="none"/>
+                                                    </w:rPr>
+                                                    <w:t xml:space="preserve"> las</w:t>
+                                                  </w:r>
+                                                  <w:r>
+                                                    <w:rPr>
+                                                      <w:rFonts w:ascii="Helvetica" w:eastAsia="Times New Roman" w:hAnsi="Helvetica" w:cs="Times New Roman"/>
+                                                      <w:color w:val="000000"/>
+                                                      <w:kern w:val="0"/>
+                                                      <w:lang w:eastAsia="es-ES_tradnl"/>
+                                                      <w14:ligatures w14:val="none"/>
+                                                    </w:rPr>
+                                                    <w:t>‬</w:t>
+                                                  </w:r>
+                                                  <w:bdo w:val="ltr">
+                                                    <w:r>
+                                                      <w:rPr>
+                                                        <w:rFonts w:ascii="Helvetica" w:eastAsia="Times New Roman" w:hAnsi="Helvetica" w:cs="Times New Roman"/>
+                                                        <w:color w:val="000000"/>
+                                                        <w:kern w:val="0"/>
+                                                        <w:lang w:eastAsia="es-ES_tradnl"/>
+                                                        <w14:ligatures w14:val="none"/>
+                                                      </w:rPr>
+                                                      <w:t xml:space="preserve"> y</w:t>
+                                                    </w:r>
+                                                    <w:r>
+                                                      <w:rPr>
+                                                        <w:rFonts w:ascii="Helvetica" w:eastAsia="Times New Roman" w:hAnsi="Helvetica" w:cs="Times New Roman"/>
+                                                        <w:color w:val="000000"/>
+                                                        <w:kern w:val="0"/>
+                                                        <w:lang w:eastAsia="es-ES_tradnl"/>
+                                                        <w14:ligatures w14:val="none"/>
+                                                      </w:rPr>
+                                                      <w:t>‬</w:t>
+                                                    </w:r>
+                                                    <w:bdo w:val="ltr">
+                                                      <w:r>
+                                                        <w:rPr>
+                                                          <w:rFonts w:ascii="Helvetica" w:eastAsia="Times New Roman" w:hAnsi="Helvetica" w:cs="Times New Roman"/>
+                                                          <w:color w:val="000000"/>
+                                                          <w:kern w:val="0"/>
+                                                          <w:lang w:eastAsia="es-ES_tradnl"/>
+                                                          <w14:ligatures w14:val="none"/>
+                                                        </w:rPr>
+                                                        <w:t xml:space="preserve"> los</w:t>
+                                                      </w:r>
+                                                      <w:r>
+                                                        <w:rPr>
+                                                          <w:rFonts w:ascii="Helvetica" w:eastAsia="Times New Roman" w:hAnsi="Helvetica" w:cs="Times New Roman"/>
+                                                          <w:color w:val="000000"/>
+                                                          <w:kern w:val="0"/>
+                                                          <w:lang w:eastAsia="es-ES_tradnl"/>
+                                                          <w14:ligatures w14:val="none"/>
+                                                        </w:rPr>
+                                                        <w:t>‬</w:t>
+                                                      </w:r>
+                                                      <w:bdo w:val="ltr">
+                                                        <w:r>
+                                                          <w:rPr>
+                                                            <w:rFonts w:ascii="Helvetica" w:eastAsia="Times New Roman" w:hAnsi="Helvetica" w:cs="Times New Roman"/>
+                                                            <w:color w:val="000000"/>
+                                                            <w:kern w:val="0"/>
+                                                            <w:lang w:eastAsia="es-ES_tradnl"/>
+                                                            <w14:ligatures w14:val="none"/>
+                                                          </w:rPr>
+                                                          <w:t xml:space="preserve"> estudiantes</w:t>
+                                                        </w:r>
+                                                        <w:r>
+                                                          <w:rPr>
+                                                            <w:rFonts w:ascii="Helvetica" w:eastAsia="Times New Roman" w:hAnsi="Helvetica" w:cs="Times New Roman"/>
+                                                            <w:color w:val="000000"/>
+                                                            <w:kern w:val="0"/>
+                                                            <w:lang w:eastAsia="es-ES_tradnl"/>
+                                                            <w14:ligatures w14:val="none"/>
+                                                          </w:rPr>
+                                                          <w:t>‬</w:t>
+                                                        </w:r>
+                                                        <w:bdo w:val="ltr">
+                                                          <w:r>
+                                                            <w:rPr>
+                                                              <w:rFonts w:ascii="Helvetica" w:eastAsia="Times New Roman" w:hAnsi="Helvetica" w:cs="Times New Roman"/>
+                                                              <w:color w:val="000000"/>
+                                                              <w:kern w:val="0"/>
+                                                              <w:lang w:eastAsia="es-ES_tradnl"/>
+                                                              <w14:ligatures w14:val="none"/>
+                                                            </w:rPr>
+                                                            <w:t xml:space="preserve"> egresados</w:t>
+                                                          </w:r>
+                                                          <w:r>
+                                                            <w:rPr>
+                                                              <w:rFonts w:ascii="Helvetica" w:eastAsia="Times New Roman" w:hAnsi="Helvetica" w:cs="Times New Roman"/>
+                                                              <w:color w:val="000000"/>
+                                                              <w:kern w:val="0"/>
+                                                              <w:lang w:eastAsia="es-ES_tradnl"/>
+                                                              <w14:ligatures w14:val="none"/>
+                                                            </w:rPr>
+                                                            <w:t>‬</w:t>
+                                                          </w:r>
+                                                          <w:bdo w:val="ltr">
+                                                            <w:r>
+                                                              <w:rPr>
+                                                                <w:rFonts w:ascii="Helvetica" w:eastAsia="Times New Roman" w:hAnsi="Helvetica" w:cs="Times New Roman"/>
+                                                                <w:color w:val="000000"/>
+                                                                <w:kern w:val="0"/>
+                                                                <w:lang w:eastAsia="es-ES_tradnl"/>
+                                                                <w14:ligatures w14:val="none"/>
+                                                              </w:rPr>
+                                                              <w:t xml:space="preserve"> (excluyendo</w:t>
+                                                            </w:r>
+                                                            <w:r>
+                                                              <w:rPr>
+                                                                <w:rFonts w:ascii="Helvetica" w:eastAsia="Times New Roman" w:hAnsi="Helvetica" w:cs="Times New Roman"/>
+                                                                <w:color w:val="000000"/>
+                                                                <w:kern w:val="0"/>
+                                                                <w:lang w:eastAsia="es-ES_tradnl"/>
+                                                                <w14:ligatures w14:val="none"/>
+                                                              </w:rPr>
+                                                              <w:t>‬ créditos</w:t>
+                                                            </w:r>
+                                                            <w:r>
+                                                              <w:rPr>
+                                                                <w:rFonts w:ascii="Helvetica" w:eastAsia="Times New Roman" w:hAnsi="Helvetica" w:cs="Times New Roman"/>
+                                                                <w:color w:val="000000"/>
+                                                                <w:kern w:val="0"/>
+                                                                <w:lang w:eastAsia="es-ES_tradnl"/>
+                                                                <w14:ligatures w14:val="none"/>
+                                                              </w:rPr>
+                                                              <w:t>‬</w:t>
+                                                            </w:r>
+                                                            <w:bdo w:val="ltr">
+                                                              <w:r>
+                                                                <w:rPr>
+                                                                  <w:rFonts w:ascii="Helvetica" w:eastAsia="Times New Roman" w:hAnsi="Helvetica" w:cs="Times New Roman"/>
+                                                                  <w:color w:val="000000"/>
+                                                                  <w:kern w:val="0"/>
+                                                                  <w:lang w:eastAsia="es-ES_tradnl"/>
+                                                                  <w14:ligatures w14:val="none"/>
+                                                                </w:rPr>
+                                                                <w:t xml:space="preserve"> reconocidos</w:t>
+                                                              </w:r>
+                                                              <w:r>
+                                                                <w:rPr>
+                                                                  <w:rFonts w:ascii="Helvetica" w:eastAsia="Times New Roman" w:hAnsi="Helvetica" w:cs="Times New Roman"/>
+                                                                  <w:color w:val="000000"/>
+                                                                  <w:kern w:val="0"/>
+                                                                  <w:lang w:eastAsia="es-ES_tradnl"/>
+                                                                  <w14:ligatures w14:val="none"/>
+                                                                </w:rPr>
+                                                                <w:t>‬</w:t>
+                                                              </w:r>
+                                                              <w:bdo w:val="ltr">
+                                                                <w:r>
+                                                                  <w:rPr>
+                                                                    <w:rFonts w:ascii="Helvetica" w:eastAsia="Times New Roman" w:hAnsi="Helvetica" w:cs="Times New Roman"/>
+                                                                    <w:color w:val="000000"/>
+                                                                    <w:kern w:val="0"/>
+                                                                    <w:lang w:eastAsia="es-ES_tradnl"/>
+                                                                    <w14:ligatures w14:val="none"/>
+                                                                  </w:rPr>
+                                                                  <w:t xml:space="preserve"> y</w:t>
+                                                                </w:r>
+                                                                <w:r>
+                                                                  <w:rPr>
+                                                                    <w:rFonts w:ascii="Helvetica" w:eastAsia="Times New Roman" w:hAnsi="Helvetica" w:cs="Times New Roman"/>
+                                                                    <w:color w:val="000000"/>
+                                                                    <w:kern w:val="0"/>
+                                                                    <w:lang w:eastAsia="es-ES_tradnl"/>
+                                                                    <w14:ligatures w14:val="none"/>
+                                                                  </w:rPr>
+                                                                  <w:t>‬</w:t>
+                                                                </w:r>
+                                                                <w:bdo w:val="ltr">
+                                                                  <w:r>
+                                                                    <w:rPr>
+                                                                      <w:rFonts w:ascii="Helvetica" w:eastAsia="Times New Roman" w:hAnsi="Helvetica" w:cs="Times New Roman"/>
+                                                                      <w:color w:val="000000"/>
+                                                                      <w:kern w:val="0"/>
+                                                                      <w:lang w:eastAsia="es-ES_tradnl"/>
+                                                                      <w14:ligatures w14:val="none"/>
+                                                                    </w:rPr>
+                                                                    <w:t xml:space="preserve"> transferidos)</w:t>
+                                                                  </w:r>
+                                                                  <w:r>
+                                                                    <w:rPr>
+                                                                      <w:rFonts w:ascii="Helvetica" w:eastAsia="Times New Roman" w:hAnsi="Helvetica" w:cs="Times New Roman"/>
+                                                                      <w:color w:val="000000"/>
+                                                                      <w:kern w:val="0"/>
+                                                                      <w:lang w:eastAsia="es-ES_tradnl"/>
+                                                                      <w14:ligatures w14:val="none"/>
+                                                                    </w:rPr>
+                                                                    <w:t>‬</w:t>
+                                                                  </w:r>
+                                                                  <w:bdo w:val="ltr">
+                                                                    <w:r>
+                                                                      <w:rPr>
+                                                                        <w:rFonts w:ascii="Helvetica" w:eastAsia="Times New Roman" w:hAnsi="Helvetica" w:cs="Times New Roman"/>
+                                                                        <w:color w:val="000000"/>
+                                                                        <w:kern w:val="0"/>
+                                                                        <w:lang w:eastAsia="es-ES_tradnl"/>
+                                                                        <w14:ligatures w14:val="none"/>
+                                                                      </w:rPr>
+                                                                      <w:t xml:space="preserve"> y</w:t>
+                                                                    </w:r>
+                                                                    <w:r>
+                                                                      <w:rPr>
+                                                                        <w:rFonts w:ascii="Helvetica" w:eastAsia="Times New Roman" w:hAnsi="Helvetica" w:cs="Times New Roman"/>
+                                                                        <w:color w:val="000000"/>
+                                                                        <w:kern w:val="0"/>
+                                                                        <w:lang w:eastAsia="es-ES_tradnl"/>
+                                                                        <w14:ligatures w14:val="none"/>
+                                                                      </w:rPr>
+                                                                      <w:t>‬</w:t>
+                                                                    </w:r>
+                                                                    <w:bdo w:val="ltr">
+                                                                      <w:r>
+                                                                        <w:rPr>
+                                                                          <w:rFonts w:ascii="Helvetica" w:eastAsia="Times New Roman" w:hAnsi="Helvetica" w:cs="Times New Roman"/>
+                                                                          <w:color w:val="000000"/>
+                                                                          <w:kern w:val="0"/>
+                                                                          <w:lang w:eastAsia="es-ES_tradnl"/>
+                                                                          <w14:ligatures w14:val="none"/>
+                                                                        </w:rPr>
+                                                                        <w:t xml:space="preserve"> el</w:t>
+                                                                      </w:r>
+                                                                      <w:r>
+                                                                        <w:rPr>
+                                                                          <w:rFonts w:ascii="Helvetica" w:eastAsia="Times New Roman" w:hAnsi="Helvetica" w:cs="Times New Roman"/>
+                                                                          <w:color w:val="000000"/>
+                                                                          <w:kern w:val="0"/>
+                                                                          <w:lang w:eastAsia="es-ES_tradnl"/>
+                                                                          <w14:ligatures w14:val="none"/>
+                                                                        </w:rPr>
+                                                                        <w:t>‬</w:t>
+                                                                      </w:r>
+                                                                      <w:bdo w:val="ltr">
+                                                                        <w:r>
+                                                                          <w:rPr>
+                                                                            <w:rFonts w:ascii="Helvetica" w:eastAsia="Times New Roman" w:hAnsi="Helvetica" w:cs="Times New Roman"/>
+                                                                            <w:color w:val="000000"/>
+                                                                            <w:kern w:val="0"/>
+                                                                            <w:lang w:eastAsia="es-ES_tradnl"/>
+                                                                            <w14:ligatures w14:val="none"/>
+                                                                          </w:rPr>
+                                                                          <w:t xml:space="preserve"> número</w:t>
+                                                                        </w:r>
+                                                                        <w:r>
+                                                                          <w:rPr>
+                                                                            <w:rFonts w:ascii="Helvetica" w:eastAsia="Times New Roman" w:hAnsi="Helvetica" w:cs="Times New Roman"/>
+                                                                            <w:color w:val="000000"/>
+                                                                            <w:kern w:val="0"/>
+                                                                            <w:lang w:eastAsia="es-ES_tradnl"/>
+                                                                            <w14:ligatures w14:val="none"/>
+                                                                          </w:rPr>
+                                                                          <w:t>‬</w:t>
+                                                                        </w:r>
+                                                                        <w:bdo w:val="ltr">
+                                                                          <w:r>
+                                                                            <w:rPr>
+                                                                              <w:rFonts w:ascii="Helvetica" w:eastAsia="Times New Roman" w:hAnsi="Helvetica" w:cs="Times New Roman"/>
+                                                                              <w:color w:val="000000"/>
+                                                                              <w:kern w:val="0"/>
+                                                                              <w:lang w:eastAsia="es-ES_tradnl"/>
+                                                                              <w14:ligatures w14:val="none"/>
+                                                                            </w:rPr>
+                                                                            <w:t xml:space="preserve"> total</w:t>
+                                                                          </w:r>
+                                                                          <w:r>
+                                                                            <w:rPr>
+                                                                              <w:rFonts w:ascii="Helvetica" w:eastAsia="Times New Roman" w:hAnsi="Helvetica" w:cs="Times New Roman"/>
+                                                                              <w:color w:val="000000"/>
+                                                                              <w:kern w:val="0"/>
+                                                                              <w:lang w:eastAsia="es-ES_tradnl"/>
+                                                                              <w14:ligatures w14:val="none"/>
+                                                                            </w:rPr>
+                                                                            <w:t>‬</w:t>
+                                                                          </w:r>
+                                                                          <w:bdo w:val="ltr">
+                                                                            <w:r>
+                                                                              <w:rPr>
+                                                                                <w:rFonts w:ascii="Helvetica" w:eastAsia="Times New Roman" w:hAnsi="Helvetica" w:cs="Times New Roman"/>
+                                                                                <w:color w:val="000000"/>
+                                                                                <w:kern w:val="0"/>
+                                                                                <w:lang w:eastAsia="es-ES_tradnl"/>
+                                                                                <w14:ligatures w14:val="none"/>
+                                                                              </w:rPr>
+                                                                              <w:t xml:space="preserve"> de</w:t>
+                                                                            </w:r>
+                                                                            <w:r>
+                                                                              <w:rPr>
+                                                                                <w:rFonts w:ascii="Helvetica" w:eastAsia="Times New Roman" w:hAnsi="Helvetica" w:cs="Times New Roman"/>
+                                                                                <w:color w:val="000000"/>
+                                                                                <w:kern w:val="0"/>
+                                                                                <w:lang w:eastAsia="es-ES_tradnl"/>
+                                                                                <w14:ligatures w14:val="none"/>
+                                                                              </w:rPr>
+                                                                              <w:t>‬</w:t>
+                                                                            </w:r>
+                                                                            <w:bdo w:val="ltr">
+                                                                              <w:r>
+                                                                                <w:rPr>
+                                                                                  <w:rFonts w:ascii="Helvetica" w:eastAsia="Times New Roman" w:hAnsi="Helvetica" w:cs="Times New Roman"/>
+                                                                                  <w:color w:val="000000"/>
+                                                                                  <w:kern w:val="0"/>
+                                                                                  <w:lang w:eastAsia="es-ES_tradnl"/>
+                                                                                  <w14:ligatures w14:val="none"/>
+                                                                                </w:rPr>
+                                                                                <w:t xml:space="preserve"> créditos</w:t>
+                                                                              </w:r>
+                                                                              <w:r>
+                                                                                <w:rPr>
+                                                                                  <w:rFonts w:ascii="Helvetica" w:eastAsia="Times New Roman" w:hAnsi="Helvetica" w:cs="Times New Roman"/>
+                                                                                  <w:color w:val="000000"/>
+                                                                                  <w:kern w:val="0"/>
+                                                                                  <w:lang w:eastAsia="es-ES_tradnl"/>
+                                                                                  <w14:ligatures w14:val="none"/>
+                                                                                </w:rPr>
+                                                                                <w:t>‬</w:t>
+                                                                              </w:r>
+                                                                              <w:bdo w:val="ltr">
+                                                                                <w:r>
+                                                                                  <w:rPr>
+                                                                                    <w:rFonts w:ascii="Helvetica" w:eastAsia="Times New Roman" w:hAnsi="Helvetica" w:cs="Times New Roman"/>
+                                                                                    <w:color w:val="000000"/>
+                                                                                    <w:kern w:val="0"/>
+                                                                                    <w:lang w:eastAsia="es-ES_tradnl"/>
+                                                                                    <w14:ligatures w14:val="none"/>
+                                                                                  </w:rPr>
+                                                                                  <w:t xml:space="preserve"> presentados</w:t>
+                                                                                </w:r>
+                                                                                <w:r>
+                                                                                  <w:rPr>
+                                                                                    <w:rFonts w:ascii="Helvetica" w:eastAsia="Times New Roman" w:hAnsi="Helvetica" w:cs="Times New Roman"/>
+                                                                                    <w:color w:val="000000"/>
+                                                                                    <w:kern w:val="0"/>
+                                                                                    <w:lang w:eastAsia="es-ES_tradnl"/>
+                                                                                    <w14:ligatures w14:val="none"/>
+                                                                                  </w:rPr>
+                                                                                  <w:t>‬</w:t>
+                                                                                </w:r>
+                                                                                <w:bdo w:val="ltr">
+                                                                                  <w:r>
+                                                                                    <w:rPr>
+                                                                                      <w:rFonts w:ascii="Helvetica" w:eastAsia="Times New Roman" w:hAnsi="Helvetica" w:cs="Times New Roman"/>
+                                                                                      <w:color w:val="000000"/>
+                                                                                      <w:kern w:val="0"/>
+                                                                                      <w:lang w:eastAsia="es-ES_tradnl"/>
+                                                                                      <w14:ligatures w14:val="none"/>
+                                                                                    </w:rPr>
+                                                                                    <w:t xml:space="preserve"> a</w:t>
+                                                                                  </w:r>
+                                                                                  <w:r>
+                                                                                    <w:rPr>
+                                                                                      <w:rFonts w:ascii="Helvetica" w:eastAsia="Times New Roman" w:hAnsi="Helvetica" w:cs="Times New Roman"/>
+                                                                                      <w:color w:val="000000"/>
+                                                                                      <w:kern w:val="0"/>
+                                                                                      <w:lang w:eastAsia="es-ES_tradnl"/>
+                                                                                      <w14:ligatures w14:val="none"/>
+                                                                                    </w:rPr>
+                                                                                    <w:t>‬</w:t>
+                                                                                  </w:r>
+                                                                                  <w:bdo w:val="ltr">
+                                                                                    <w:r>
+                                                                                      <w:rPr>
+                                                                                        <w:rFonts w:ascii="Helvetica" w:eastAsia="Times New Roman" w:hAnsi="Helvetica" w:cs="Times New Roman"/>
+                                                                                        <w:color w:val="000000"/>
+                                                                                        <w:kern w:val="0"/>
+                                                                                        <w:lang w:eastAsia="es-ES_tradnl"/>
+                                                                                        <w14:ligatures w14:val="none"/>
+                                                                                      </w:rPr>
+                                                                                      <w:t xml:space="preserve"> examen.</w:t>
+                                                                                    </w:r>
+                                                                                    <w:r>
+                                                                                      <w:rPr>
+                                                                                        <w:rFonts w:ascii="Helvetica" w:eastAsia="Times New Roman" w:hAnsi="Helvetica" w:cs="Times New Roman"/>
+                                                                                        <w:color w:val="000000"/>
+                                                                                        <w:kern w:val="0"/>
+                                                                                        <w:lang w:eastAsia="es-ES_tradnl"/>
+                                                                                        <w14:ligatures w14:val="none"/>
+                                                                                      </w:rPr>
+                                                                                      <w:t>‬ Es</w:t>
+                                                                                    </w:r>
+                                                                                    <w:r>
+                                                                                      <w:rPr>
+                                                                                        <w:rFonts w:ascii="Helvetica" w:eastAsia="Times New Roman" w:hAnsi="Helvetica" w:cs="Times New Roman"/>
+                                                                                        <w:color w:val="000000"/>
+                                                                                        <w:kern w:val="0"/>
+                                                                                        <w:lang w:eastAsia="es-ES_tradnl"/>
+                                                                                        <w14:ligatures w14:val="none"/>
+                                                                                      </w:rPr>
+                                                                                      <w:t>‬</w:t>
+                                                                                    </w:r>
+                                                                                    <w:bdo w:val="ltr">
+                                                                                      <w:r>
+                                                                                        <w:rPr>
+                                                                                          <w:rFonts w:ascii="Helvetica" w:eastAsia="Times New Roman" w:hAnsi="Helvetica" w:cs="Times New Roman"/>
+                                                                                          <w:color w:val="000000"/>
+                                                                                          <w:kern w:val="0"/>
+                                                                                          <w:lang w:eastAsia="es-ES_tradnl"/>
+                                                                                          <w14:ligatures w14:val="none"/>
+                                                                                        </w:rPr>
+                                                                                        <w:t xml:space="preserve"> decir,</w:t>
+                                                                                      </w:r>
+                                                                                      <w:r>
+                                                                                        <w:rPr>
+                                                                                          <w:rFonts w:ascii="Helvetica" w:eastAsia="Times New Roman" w:hAnsi="Helvetica" w:cs="Times New Roman"/>
+                                                                                          <w:color w:val="000000"/>
+                                                                                          <w:kern w:val="0"/>
+                                                                                          <w:lang w:eastAsia="es-ES_tradnl"/>
+                                                                                          <w14:ligatures w14:val="none"/>
+                                                                                        </w:rPr>
+                                                                                        <w:t>‬</w:t>
+                                                                                      </w:r>
+                                                                                      <w:bdo w:val="ltr">
+                                                                                        <w:r>
+                                                                                          <w:rPr>
+                                                                                            <w:rFonts w:ascii="Helvetica" w:eastAsia="Times New Roman" w:hAnsi="Helvetica" w:cs="Times New Roman"/>
+                                                                                            <w:color w:val="000000"/>
+                                                                                            <w:kern w:val="0"/>
+                                                                                            <w:lang w:eastAsia="es-ES_tradnl"/>
+                                                                                            <w14:ligatures w14:val="none"/>
+                                                                                          </w:rPr>
+                                                                                          <w:t xml:space="preserve"> es</w:t>
+                                                                                        </w:r>
+                                                                                        <w:r>
+                                                                                          <w:rPr>
+                                                                                            <w:rFonts w:ascii="Helvetica" w:eastAsia="Times New Roman" w:hAnsi="Helvetica" w:cs="Times New Roman"/>
+                                                                                            <w:color w:val="000000"/>
+                                                                                            <w:kern w:val="0"/>
+                                                                                            <w:lang w:eastAsia="es-ES_tradnl"/>
+                                                                                            <w14:ligatures w14:val="none"/>
+                                                                                          </w:rPr>
+                                                                                          <w:t>‬</w:t>
+                                                                                        </w:r>
+                                                                                        <w:bdo w:val="ltr">
+                                                                                          <w:r>
+                                                                                            <w:rPr>
+                                                                                              <w:rFonts w:ascii="Helvetica" w:eastAsia="Times New Roman" w:hAnsi="Helvetica" w:cs="Times New Roman"/>
+                                                                                              <w:color w:val="000000"/>
+                                                                                              <w:kern w:val="0"/>
+                                                                                              <w:lang w:eastAsia="es-ES_tradnl"/>
+                                                                                              <w14:ligatures w14:val="none"/>
+                                                                                            </w:rPr>
+                                                                                            <w:t xml:space="preserve"> un</w:t>
+                                                                                          </w:r>
+                                                                                          <w:r>
+                                                                                            <w:rPr>
+                                                                                              <w:rFonts w:ascii="Helvetica" w:eastAsia="Times New Roman" w:hAnsi="Helvetica" w:cs="Times New Roman"/>
+                                                                                              <w:color w:val="000000"/>
+                                                                                              <w:kern w:val="0"/>
+                                                                                              <w:lang w:eastAsia="es-ES_tradnl"/>
+                                                                                              <w14:ligatures w14:val="none"/>
+                                                                                            </w:rPr>
+                                                                                            <w:t>‬</w:t>
+                                                                                          </w:r>
+                                                                                          <w:bdo w:val="ltr">
+                                                                                            <w:r>
+                                                                                              <w:rPr>
+                                                                                                <w:rFonts w:ascii="Helvetica" w:eastAsia="Times New Roman" w:hAnsi="Helvetica" w:cs="Times New Roman"/>
+                                                                                                <w:color w:val="000000"/>
+                                                                                                <w:kern w:val="0"/>
+                                                                                                <w:lang w:eastAsia="es-ES_tradnl"/>
+                                                                                                <w14:ligatures w14:val="none"/>
+                                                                                              </w:rPr>
+                                                                                              <w:t xml:space="preserve"> indicador</w:t>
+                                                                                            </w:r>
+                                                                                            <w:r>
+                                                                                              <w:rPr>
+                                                                                                <w:rFonts w:ascii="Helvetica" w:eastAsia="Times New Roman" w:hAnsi="Helvetica" w:cs="Times New Roman"/>
+                                                                                                <w:color w:val="000000"/>
+                                                                                                <w:kern w:val="0"/>
+                                                                                                <w:lang w:eastAsia="es-ES_tradnl"/>
+                                                                                                <w14:ligatures w14:val="none"/>
+                                                                                              </w:rPr>
+                                                                                              <w:t>‬</w:t>
+                                                                                            </w:r>
+                                                                                            <w:bdo w:val="ltr">
+                                                                                              <w:r>
+                                                                                                <w:rPr>
+                                                                                                  <w:rFonts w:ascii="Helvetica" w:eastAsia="Times New Roman" w:hAnsi="Helvetica" w:cs="Times New Roman"/>
+                                                                                                  <w:color w:val="000000"/>
+                                                                                                  <w:kern w:val="0"/>
+                                                                                                  <w:lang w:eastAsia="es-ES_tradnl"/>
+                                                                                                  <w14:ligatures w14:val="none"/>
+                                                                                                </w:rPr>
+                                                                                                <w:t xml:space="preserve"> que</w:t>
+                                                                                              </w:r>
+                                                                                              <w:r>
+                                                                                                <w:rPr>
+                                                                                                  <w:rFonts w:ascii="Helvetica" w:eastAsia="Times New Roman" w:hAnsi="Helvetica" w:cs="Times New Roman"/>
+                                                                                                  <w:color w:val="000000"/>
+                                                                                                  <w:kern w:val="0"/>
+                                                                                                  <w:lang w:eastAsia="es-ES_tradnl"/>
+                                                                                                  <w14:ligatures w14:val="none"/>
+                                                                                                </w:rPr>
+                                                                                                <w:t>‬</w:t>
+                                                                                              </w:r>
+                                                                                              <w:bdo w:val="ltr">
+                                                                                                <w:r>
+                                                                                                  <w:rPr>
+                                                                                                    <w:rFonts w:ascii="Helvetica" w:eastAsia="Times New Roman" w:hAnsi="Helvetica" w:cs="Times New Roman"/>
+                                                                                                    <w:color w:val="000000"/>
+                                                                                                    <w:kern w:val="0"/>
+                                                                                                    <w:lang w:eastAsia="es-ES_tradnl"/>
+                                                                                                    <w14:ligatures w14:val="none"/>
+                                                                                                  </w:rPr>
+                                                                                                  <w:t xml:space="preserve"> aporta</w:t>
+                                                                                                </w:r>
+                                                                                                <w:r>
+                                                                                                  <w:rPr>
+                                                                                                    <w:rFonts w:ascii="Helvetica" w:eastAsia="Times New Roman" w:hAnsi="Helvetica" w:cs="Times New Roman"/>
+                                                                                                    <w:color w:val="000000"/>
+                                                                                                    <w:kern w:val="0"/>
+                                                                                                    <w:lang w:eastAsia="es-ES_tradnl"/>
+                                                                                                    <w14:ligatures w14:val="none"/>
+                                                                                                  </w:rPr>
+                                                                                                  <w:t>‬</w:t>
+                                                                                                </w:r>
+                                                                                                <w:bdo w:val="ltr">
+                                                                                                  <w:r>
+                                                                                                    <w:rPr>
+                                                                                                      <w:rFonts w:ascii="Helvetica" w:eastAsia="Times New Roman" w:hAnsi="Helvetica" w:cs="Times New Roman"/>
+                                                                                                      <w:color w:val="000000"/>
+                                                                                                      <w:kern w:val="0"/>
+                                                                                                      <w:lang w:eastAsia="es-ES_tradnl"/>
+                                                                                                      <w14:ligatures w14:val="none"/>
+                                                                                                    </w:rPr>
+                                                                                                    <w:t xml:space="preserve"> información</w:t>
+                                                                                                  </w:r>
+                                                                                                  <w:r>
+                                                                                                    <w:rPr>
+                                                                                                      <w:rFonts w:ascii="Helvetica" w:eastAsia="Times New Roman" w:hAnsi="Helvetica" w:cs="Times New Roman"/>
+                                                                                                      <w:color w:val="000000"/>
+                                                                                                      <w:kern w:val="0"/>
+                                                                                                      <w:lang w:eastAsia="es-ES_tradnl"/>
+                                                                                                      <w14:ligatures w14:val="none"/>
+                                                                                                    </w:rPr>
+                                                                                                    <w:t>‬</w:t>
+                                                                                                  </w:r>
+                                                                                                  <w:bdo w:val="ltr">
+                                                                                                    <w:r>
+                                                                                                      <w:rPr>
+                                                                                                        <w:rFonts w:ascii="Helvetica" w:eastAsia="Times New Roman" w:hAnsi="Helvetica" w:cs="Times New Roman"/>
+                                                                                                        <w:color w:val="000000"/>
+                                                                                                        <w:kern w:val="0"/>
+                                                                                                        <w:lang w:eastAsia="es-ES_tradnl"/>
+                                                                                                        <w14:ligatures w14:val="none"/>
+                                                                                                      </w:rPr>
+                                                                                                      <w:t xml:space="preserve"> sobre</w:t>
+                                                                                                    </w:r>
+                                                                                                    <w:r>
+                                                                                                      <w:rPr>
+                                                                                                        <w:rFonts w:ascii="Helvetica" w:eastAsia="Times New Roman" w:hAnsi="Helvetica" w:cs="Times New Roman"/>
+                                                                                                        <w:color w:val="000000"/>
+                                                                                                        <w:kern w:val="0"/>
+                                                                                                        <w:lang w:eastAsia="es-ES_tradnl"/>
+                                                                                                        <w14:ligatures w14:val="none"/>
+                                                                                                      </w:rPr>
+                                                                                                      <w:t>‬</w:t>
+                                                                                                    </w:r>
+                                                                                                    <w:bdo w:val="ltr">
+                                                                                                      <w:r>
+                                                                                                        <w:rPr>
+                                                                                                          <w:rFonts w:ascii="Helvetica" w:eastAsia="Times New Roman" w:hAnsi="Helvetica" w:cs="Times New Roman"/>
+                                                                                                          <w:color w:val="000000"/>
+                                                                                                          <w:kern w:val="0"/>
+                                                                                                          <w:lang w:eastAsia="es-ES_tradnl"/>
+                                                                                                          <w14:ligatures w14:val="none"/>
+                                                                                                        </w:rPr>
+                                                                                                        <w:t xml:space="preserve"> el</w:t>
+                                                                                                      </w:r>
+                                                                                                      <w:r>
+                                                                                                        <w:rPr>
+                                                                                                          <w:rFonts w:ascii="Helvetica" w:eastAsia="Times New Roman" w:hAnsi="Helvetica" w:cs="Times New Roman"/>
+                                                                                                          <w:color w:val="000000"/>
+                                                                                                          <w:kern w:val="0"/>
+                                                                                                          <w:lang w:eastAsia="es-ES_tradnl"/>
+                                                                                                          <w14:ligatures w14:val="none"/>
+                                                                                                        </w:rPr>
+                                                                                                        <w:t>‬</w:t>
+                                                                                                      </w:r>
+                                                                                                      <w:bdo w:val="ltr">
+                                                                                                        <w:r>
+                                                                                                          <w:rPr>
+                                                                                                            <w:rFonts w:ascii="Helvetica" w:eastAsia="Times New Roman" w:hAnsi="Helvetica" w:cs="Times New Roman"/>
+                                                                                                            <w:color w:val="000000"/>
+                                                                                                            <w:kern w:val="0"/>
+                                                                                                            <w:lang w:eastAsia="es-ES_tradnl"/>
+                                                                                                            <w14:ligatures w14:val="none"/>
+                                                                                                          </w:rPr>
+                                                                                                          <w:t xml:space="preserve"> éxito</w:t>
+                                                                                                        </w:r>
+                                                                                                        <w:r>
+                                                                                                          <w:rPr>
+                                                                                                            <w:rFonts w:ascii="Helvetica" w:eastAsia="Times New Roman" w:hAnsi="Helvetica" w:cs="Times New Roman"/>
+                                                                                                            <w:color w:val="000000"/>
+                                                                                                            <w:kern w:val="0"/>
+                                                                                                            <w:lang w:eastAsia="es-ES_tradnl"/>
+                                                                                                            <w14:ligatures w14:val="none"/>
+                                                                                                          </w:rPr>
+                                                                                                          <w:t>‬</w:t>
+                                                                                                        </w:r>
+                                                                                                        <w:bdo w:val="ltr">
+                                                                                                          <w:r>
+                                                                                                            <w:rPr>
+                                                                                                              <w:rFonts w:ascii="Helvetica" w:eastAsia="Times New Roman" w:hAnsi="Helvetica" w:cs="Times New Roman"/>
+                                                                                                              <w:color w:val="000000"/>
+                                                                                                              <w:kern w:val="0"/>
+                                                                                                              <w:lang w:eastAsia="es-ES_tradnl"/>
+                                                                                                              <w14:ligatures w14:val="none"/>
+                                                                                                            </w:rPr>
+                                                                                                            <w:t xml:space="preserve"> en</w:t>
+                                                                                                          </w:r>
+                                                                                                          <w:r>
+                                                                                                            <w:rPr>
+                                                                                                              <w:rFonts w:ascii="Helvetica" w:eastAsia="Times New Roman" w:hAnsi="Helvetica" w:cs="Times New Roman"/>
+                                                                                                              <w:color w:val="000000"/>
+                                                                                                              <w:kern w:val="0"/>
+                                                                                                              <w:lang w:eastAsia="es-ES_tradnl"/>
+                                                                                                              <w14:ligatures w14:val="none"/>
+                                                                                                            </w:rPr>
+                                                                                                            <w:t>‬</w:t>
+                                                                                                          </w:r>
+                                                                                                          <w:bdo w:val="ltr">
+                                                                                                            <w:r>
+                                                                                                              <w:rPr>
+                                                                                                                <w:rFonts w:ascii="Helvetica" w:eastAsia="Times New Roman" w:hAnsi="Helvetica" w:cs="Times New Roman"/>
+                                                                                                                <w:color w:val="000000"/>
+                                                                                                                <w:kern w:val="0"/>
+                                                                                                                <w:lang w:eastAsia="es-ES_tradnl"/>
+                                                                                                                <w14:ligatures w14:val="none"/>
+                                                                                                              </w:rPr>
+                                                                                                              <w:t xml:space="preserve"> la</w:t>
+                                                                                                            </w:r>
+                                                                                                            <w:r>
+                                                                                                              <w:rPr>
+                                                                                                                <w:rFonts w:ascii="Helvetica" w:eastAsia="Times New Roman" w:hAnsi="Helvetica" w:cs="Times New Roman"/>
+                                                                                                                <w:color w:val="000000"/>
+                                                                                                                <w:kern w:val="0"/>
+                                                                                                                <w:lang w:eastAsia="es-ES_tradnl"/>
+                                                                                                                <w14:ligatures w14:val="none"/>
+                                                                                                              </w:rPr>
+                                                                                                              <w:t>‬</w:t>
+                                                                                                            </w:r>
+                                                                                                            <w:bdo w:val="ltr">
+                                                                                                              <w:r>
+                                                                                                                <w:rPr>
+                                                                                                                  <w:rFonts w:ascii="Helvetica" w:eastAsia="Times New Roman" w:hAnsi="Helvetica" w:cs="Times New Roman"/>
+                                                                                                                  <w:color w:val="000000"/>
+                                                                                                                  <w:kern w:val="0"/>
+                                                                                                                  <w:lang w:eastAsia="es-ES_tradnl"/>
+                                                                                                                  <w14:ligatures w14:val="none"/>
+                                                                                                                </w:rPr>
+                                                                                                                <w:t xml:space="preserve"> presentación</w:t>
+                                                                                                              </w:r>
+                                                                                                              <w:r>
+                                                                                                                <w:rPr>
+                                                                                                                  <w:rFonts w:ascii="Helvetica" w:eastAsia="Times New Roman" w:hAnsi="Helvetica" w:cs="Times New Roman"/>
+                                                                                                                  <w:color w:val="000000"/>
+                                                                                                                  <w:kern w:val="0"/>
+                                                                                                                  <w:lang w:eastAsia="es-ES_tradnl"/>
+                                                                                                                  <w14:ligatures w14:val="none"/>
+                                                                                                                </w:rPr>
+                                                                                                                <w:t>‬</w:t>
+                                                                                                              </w:r>
+                                                                                                              <w:bdo w:val="ltr">
+                                                                                                                <w:r>
+                                                                                                                  <w:rPr>
+                                                                                                                    <w:rFonts w:ascii="Helvetica" w:eastAsia="Times New Roman" w:hAnsi="Helvetica" w:cs="Times New Roman"/>
+                                                                                                                    <w:color w:val="000000"/>
+                                                                                                                    <w:kern w:val="0"/>
+                                                                                                                    <w:lang w:eastAsia="es-ES_tradnl"/>
+                                                                                                                    <w14:ligatures w14:val="none"/>
+                                                                                                                  </w:rPr>
+                                                                                                                  <w:t xml:space="preserve"> a</w:t>
+                                                                                                                </w:r>
+                                                                                                                <w:r>
+                                                                                                                  <w:rPr>
+                                                                                                                    <w:rFonts w:ascii="Helvetica" w:eastAsia="Times New Roman" w:hAnsi="Helvetica" w:cs="Times New Roman"/>
+                                                                                                                    <w:color w:val="000000"/>
+                                                                                                                    <w:kern w:val="0"/>
+                                                                                                                    <w:lang w:eastAsia="es-ES_tradnl"/>
+                                                                                                                    <w14:ligatures w14:val="none"/>
+                                                                                                                  </w:rPr>
+                                                                                                                  <w:t>‬</w:t>
+                                                                                                                </w:r>
+                                                                                                                <w:bdo w:val="ltr">
+                                                                                                                  <w:r>
+                                                                                                                    <w:rPr>
+                                                                                                                      <w:rFonts w:ascii="Helvetica" w:eastAsia="Times New Roman" w:hAnsi="Helvetica" w:cs="Times New Roman"/>
+                                                                                                                      <w:color w:val="000000"/>
+                                                                                                                      <w:kern w:val="0"/>
+                                                                                                                      <w:lang w:eastAsia="es-ES_tradnl"/>
+                                                                                                                      <w14:ligatures w14:val="none"/>
+                                                                                                                    </w:rPr>
+                                                                                                                    <w:t xml:space="preserve"> las</w:t>
+                                                                                                                  </w:r>
+                                                                                                                  <w:r>
+                                                                                                                    <w:rPr>
+                                                                                                                      <w:rFonts w:ascii="Helvetica" w:eastAsia="Times New Roman" w:hAnsi="Helvetica" w:cs="Times New Roman"/>
+                                                                                                                      <w:color w:val="000000"/>
+                                                                                                                      <w:kern w:val="0"/>
+                                                                                                                      <w:lang w:eastAsia="es-ES_tradnl"/>
+                                                                                                                      <w14:ligatures w14:val="none"/>
+                                                                                                                    </w:rPr>
+                                                                                                                    <w:t>‬ convocatorias de examen.</w:t>
+                                                                                                                  </w:r>
+                                                                                                                  <w:r>
+                                                                                                                    <w:rPr>
+                                                                                                                      <w:rFonts w:ascii="Helvetica" w:eastAsia="Times New Roman" w:hAnsi="Helvetica" w:cs="Times New Roman"/>
+                                                                                                                      <w:color w:val="000000"/>
+                                                                                                                      <w:kern w:val="0"/>
+                                                                                                                      <w:lang w:eastAsia="es-ES_tradnl"/>
+                                                                                                                      <w14:ligatures w14:val="none"/>
+                                                                                                                    </w:rPr>
+                                                                                                                    <w:t>‬</w:t>
+                                                                                                                  </w:r>
+                                                                                                                  <w:r>
+                                                                                                                    <w:t>‬</w:t>
+                                                                                                                  </w:r>
+                                                                                                                  <w:r>
+                                                                                                                    <w:t>‬</w:t>
+                                                                                                                  </w:r>
+                                                                                                                  <w:r>
+                                                                                                                    <w:t>‬</w:t>
+                                                                                                                  </w:r>
+                                                                                                                  <w:r>
+                                                                                                                    <w:t>‬</w:t>
+                                                                                                                  </w:r>
+                                                                                                                  <w:r>
+                                                                                                                    <w:t>‬</w:t>
+                                                                                                                  </w:r>
+                                                                                                                  <w:r>
+                                                                                                                    <w:t>‬</w:t>
+                                                                                                                  </w:r>
+                                                                                                                  <w:r>
+                                                                                                                    <w:t>‬</w:t>
+                                                                                                                  </w:r>
+                                                                                                                  <w:r>
+                                                                                                                    <w:t>‬</w:t>
+                                                                                                                  </w:r>
+                                                                                                                  <w:r>
+                                                                                                                    <w:t>‬</w:t>
+                                                                                                                  </w:r>
+                                                                                                                  <w:r>
+                                                                                                                    <w:t>‬</w:t>
+                                                                                                                  </w:r>
+                                                                                                                  <w:r>
+                                                                                                                    <w:t>‬</w:t>
+                                                                                                                  </w:r>
+                                                                                                                  <w:r>
+                                                                                                                    <w:t>‬</w:t>
+                                                                                                                  </w:r>
+                                                                                                                  <w:r>
+                                                                                                                    <w:t>‬</w:t>
+                                                                                                                  </w:r>
+                                                                                                                  <w:r>
+                                                                                                                    <w:t>‬</w:t>
+                                                                                                                  </w:r>
+                                                                                                                  <w:r>
+                                                                                                                    <w:t>‬</w:t>
+                                                                                                                  </w:r>
+                                                                                                                  <w:r>
+                                                                                                                    <w:t>‬</w:t>
+                                                                                                                  </w:r>
+                                                                                                                  <w:r>
+                                                                                                                    <w:t>‬</w:t>
+                                                                                                                  </w:r>
+                                                                                                                  <w:r>
+                                                                                                                    <w:t>‬</w:t>
+                                                                                                                  </w:r>
+                                                                                                                  <w:r>
+                                                                                                                    <w:t>‬</w:t>
+                                                                                                                  </w:r>
+                                                                                                                  <w:r>
+                                                                                                                    <w:t>‬</w:t>
+                                                                                                                  </w:r>
+                                                                                                                  <w:r>
+                                                                                                                    <w:t>‬</w:t>
+                                                                                                                  </w:r>
+                                                                                                                  <w:r>
+                                                                                                                    <w:t>‬</w:t>
+                                                                                                                  </w:r>
+                                                                                                                  <w:r>
+                                                                                                                    <w:t>‬</w:t>
+                                                                                                                  </w:r>
+                                                                                                                  <w:r>
+                                                                                                                    <w:t>‬</w:t>
+                                                                                                                  </w:r>
+                                                                                                                  <w:r>
+                                                                                                                    <w:t>‬</w:t>
+                                                                                                                  </w:r>
+                                                                                                                  <w:r>
+                                                                                                                    <w:t>‬</w:t>
+                                                                                                                  </w:r>
+                                                                                                                  <w:r>
+                                                                                                                    <w:t>‬</w:t>
+                                                                                                                  </w:r>
+                                                                                                                  <w:r>
+                                                                                                                    <w:t>‬</w:t>
+                                                                                                                  </w:r>
+                                                                                                                  <w:r>
+                                                                                                                    <w:t>‬</w:t>
+                                                                                                                  </w:r>
+                                                                                                                  <w:r>
+                                                                                                                    <w:t>‬</w:t>
+                                                                                                                  </w:r>
+                                                                                                                  <w:r>
+                                                                                                                    <w:t>‬</w:t>
+                                                                                                                  </w:r>
+                                                                                                                  <w:r>
+                                                                                                                    <w:t>‬</w:t>
+                                                                                                                  </w:r>
+                                                                                                                  <w:r>
+                                                                                                                    <w:t>‬</w:t>
+                                                                                                                  </w:r>
+                                                                                                                  <w:r>
+                                                                                                                    <w:t>‬</w:t>
+                                                                                                                  </w:r>
+                                                                                                                  <w:r>
+                                                                                                                    <w:t>‬</w:t>
+                                                                                                                  </w:r>
+                                                                                                                  <w:r>
+                                                                                                                    <w:t>‬</w:t>
+                                                                                                                  </w:r>
+                                                                                                                  <w:r>
+                                                                                                                    <w:t>‬</w:t>
+                                                                                                                  </w:r>
+                                                                                                                  <w:r>
+                                                                                                                    <w:t>‬</w:t>
+                                                                                                                  </w:r>
+                                                                                                                  <w:r>
+                                                                                                                    <w:t>‬</w:t>
+                                                                                                                  </w:r>
+                                                                                                                  <w:r>
+                                                                                                                    <w:t>‬</w:t>
+                                                                                                                  </w:r>
+                                                                                                                  <w:r>
+                                                                                                                    <w:t>‬</w:t>
+                                                                                                                  </w:r>
+                                                                                                                  <w:r>
+                                                                                                                    <w:t>‬</w:t>
+                                                                                                                  </w:r>
+                                                                                                                  <w:r>
+                                                                                                                    <w:t>‬</w:t>
+                                                                                                                  </w:r>
+                                                                                                                  <w:r>
+                                                                                                                    <w:t>‬</w:t>
+                                                                                                                  </w:r>
+                                                                                                                  <w:r>
+                                                                                                                    <w:t>‬</w:t>
+                                                                                                                  </w:r>
+                                                                                                                  <w:r>
+                                                                                                                    <w:t>‬</w:t>
+                                                                                                                  </w:r>
+                                                                                                                  <w:r>
+                                                                                                                    <w:t>‬</w:t>
+                                                                                                                  </w:r>
+                                                                                                                  <w:r>
+                                                                                                                    <w:t>‬</w:t>
+                                                                                                                  </w:r>
+                                                                                                                  <w:r>
+                                                                                                                    <w:t>‬</w:t>
+                                                                                                                  </w:r>
+                                                                                                                  <w:r>
+                                                                                                                    <w:t>‬</w:t>
+                                                                                                                  </w:r>
+                                                                                                                  <w:r>
+                                                                                                                    <w:t>‬</w:t>
+                                                                                                                  </w:r>
+                                                                                                                  <w:r>
+                                                                                                                    <w:t>‬</w:t>
+                                                                                                                  </w:r>
+                                                                                                                  <w:r>
+                                                                                                                    <w:t>‬</w:t>
+                                                                                                                  </w:r>
+                                                                                                                  <w:r>
+                                                                                                                    <w:t>‬</w:t>
+                                                                                                                  </w:r>
+                                                                                                                </w:bdo>
+                                                                                                              </w:bdo>
+                                                                                                            </w:bdo>
+                                                                                                          </w:bdo>
+                                                                                                        </w:bdo>
+                                                                                                      </w:bdo>
+                                                                                                    </w:bdo>
+                                                                                                  </w:bdo>
+                                                                                                </w:bdo>
+                                                                                              </w:bdo>
+                                                                                            </w:bdo>
+                                                                                          </w:bdo>
+                                                                                        </w:bdo>
+                                                                                      </w:bdo>
+                                                                                    </w:bdo>
+                                                                                  </w:bdo>
+                                                                                </w:bdo>
+                                                                              </w:bdo>
+                                                                            </w:bdo>
+                                                                          </w:bdo>
+                                                                        </w:bdo>
+                                                                      </w:bdo>
+                                                                    </w:bdo>
+                                                                  </w:bdo>
+                                                                </w:bdo>
+                                                              </w:bdo>
+                                                            </w:bdo>
+                                                          </w:bdo>
+                                                        </w:bdo>
+                                                      </w:bdo>
+                                                    </w:bdo>
+                                                  </w:bdo>
+                                                </w:bdo>
+                                              </w:bdo>
+                                            </w:bdo>
+                                          </w:bdo>
+                                        </w:bdo>
+                                      </w:bdo>
+                                    </w:bdo>
+                                  </w:bdo>
+                                </w:bdo>
+                              </w:bdo>
+                            </w:bdo>
+                          </w:bdo>
+                        </w:bdo>
+                      </w:bdo>
+                    </w:bdo>
+                  </w:bdo>
+                </w:bdo>
+              </w:bdo>
+            </w:bdo>
+          </w:bdo>
+        </w:bdo>
+      </w:bdo>
+    </w:p>
+    <w:p>
+      <w:pPr>
+        <w:spacing w:after="0" w:line="240" w:lineRule="auto"/>
+        <w:rPr>
+          <w:rFonts w:ascii="Helvetica" w:eastAsia="Times New Roman" w:hAnsi="Helvetica" w:cs="Times New Roman"/>
+          <w:color w:val="000000"/>
+          <w:kern w:val="0"/>
+          <w:lang w:eastAsia="es-ES_tradnl"/>
+          <w14:ligatures w14:val="none"/>
+        </w:rPr>
+      </w:pPr>
+    </w:p>
+    <w:p>
+      <w:pPr>
+        <w:spacing w:after="0" w:line="240" w:lineRule="auto"/>
+        <w:rPr>
+          <w:rFonts w:ascii="Helvetica" w:eastAsia="Times New Roman" w:hAnsi="Helvetica" w:cs="Times New Roman"/>
+          <w:color w:val="000000"/>
+          <w:kern w:val="0"/>
+          <w:lang w:eastAsia="es-ES_tradnl"/>
+          <w14:ligatures w14:val="none"/>
+        </w:rPr>
+      </w:pPr>
+      <w:r>
+        <w:rPr>
+          <w:rFonts w:ascii="Helvetica" w:eastAsia="Times New Roman" w:hAnsi="Helvetica" w:cs="Times New Roman"/>
+          <w:color w:val="000000"/>
+          <w:kern w:val="0"/>
+          <w:lang w:eastAsia="es-ES_tradnl"/>
+          <w14:ligatures w14:val="none"/>
+        </w:rPr>
+        <w:t>Los</w:t>
+      </w:r>
+      <w:r>
+        <w:rPr>
+          <w:rFonts w:ascii="Helvetica" w:eastAsia="Times New Roman" w:hAnsi="Helvetica" w:cs="Times New Roman"/>
+          <w:color w:val="000000"/>
+          <w:kern w:val="0"/>
+          <w:lang w:eastAsia="es-ES_tradnl"/>
+          <w14:ligatures w14:val="none"/>
+        </w:rPr>
+        <w:t>‬</w:t>
+      </w:r>
+      <w:bdo w:val="ltr">
+        <w:r>
+          <w:rPr>
+            <w:rFonts w:ascii="Helvetica" w:eastAsia="Times New Roman" w:hAnsi="Helvetica" w:cs="Times New Roman"/>
+            <w:color w:val="000000"/>
+            <w:kern w:val="0"/>
+            <w:lang w:eastAsia="es-ES_tradnl"/>
+            <w14:ligatures w14:val="none"/>
+          </w:rPr>
+          <w:t xml:space="preserve"> estudiantes</w:t>
+        </w:r>
+        <w:r>
+          <w:rPr>
+            <w:rFonts w:ascii="Helvetica" w:eastAsia="Times New Roman" w:hAnsi="Helvetica" w:cs="Times New Roman"/>
+            <w:color w:val="000000"/>
+            <w:kern w:val="0"/>
+            <w:lang w:eastAsia="es-ES_tradnl"/>
+            <w14:ligatures w14:val="none"/>
+          </w:rPr>
+          <w:t>‬</w:t>
+        </w:r>
+        <w:bdo w:val="ltr">
+          <w:r>
+            <w:rPr>
+              <w:rFonts w:ascii="Helvetica" w:eastAsia="Times New Roman" w:hAnsi="Helvetica" w:cs="Times New Roman"/>
+              <w:color w:val="000000"/>
+              <w:kern w:val="0"/>
+              <w:lang w:eastAsia="es-ES_tradnl"/>
+              <w14:ligatures w14:val="none"/>
+            </w:rPr>
+            <w:t xml:space="preserve"> del</w:t>
+          </w:r>
+          <w:r>
+            <w:rPr>
+              <w:rFonts w:ascii="Helvetica" w:eastAsia="Times New Roman" w:hAnsi="Helvetica" w:cs="Times New Roman"/>
+              <w:color w:val="000000"/>
+              <w:kern w:val="0"/>
+              <w:lang w:eastAsia="es-ES_tradnl"/>
+              <w14:ligatures w14:val="none"/>
+            </w:rPr>
+            <w:t xml:space="preserve">‬ la carrera: Informática</w:t>
+          </w:r>
+          <w:r>
+            <w:rPr>
+              <w:rFonts w:ascii="Helvetica" w:eastAsia="Times New Roman" w:hAnsi="Helvetica" w:cs="Times New Roman"/>
+              <w:color w:val="000000"/>
+              <w:kern w:val="0"/>
+              <w:lang w:eastAsia="es-ES_tradnl"/>
+              <w14:ligatures w14:val="none"/>
+            </w:rPr>
+            <w:t>‬</w:t>
+          </w:r>
+          <w:bdo w:val="ltr">
+            <w:r>
+              <w:rPr>
+                <w:rFonts w:ascii="Helvetica" w:eastAsia="Times New Roman" w:hAnsi="Helvetica" w:cs="Times New Roman"/>
+                <w:color w:val="000000"/>
+                <w:kern w:val="0"/>
+                <w:lang w:eastAsia="es-ES_tradnl"/>
+                <w14:ligatures w14:val="none"/>
+              </w:rPr>
+              <w:t xml:space="preserve"> por</w:t>
+            </w:r>
+            <w:r>
+              <w:rPr>
+                <w:rFonts w:ascii="Helvetica" w:eastAsia="Times New Roman" w:hAnsi="Helvetica" w:cs="Times New Roman"/>
+                <w:color w:val="000000"/>
+                <w:kern w:val="0"/>
+                <w:lang w:eastAsia="es-ES_tradnl"/>
+                <w14:ligatures w14:val="none"/>
+              </w:rPr>
+              <w:t>‬</w:t>
+            </w:r>
+            <w:bdo w:val="ltr">
+              <w:r>
+                <w:rPr>
+                  <w:rFonts w:ascii="Helvetica" w:eastAsia="Times New Roman" w:hAnsi="Helvetica" w:cs="Times New Roman"/>
+                  <w:color w:val="000000"/>
+                  <w:kern w:val="0"/>
+                  <w:lang w:eastAsia="es-ES_tradnl"/>
+                  <w14:ligatures w14:val="none"/>
+                </w:rPr>
+                <w:t xml:space="preserve"> la</w:t>
+              </w:r>
+              <w:r>
+                <w:rPr>
+                  <w:rFonts w:ascii="Helvetica" w:eastAsia="Times New Roman" w:hAnsi="Helvetica" w:cs="Times New Roman"/>
+                  <w:color w:val="000000"/>
+                  <w:kern w:val="0"/>
+                  <w:lang w:eastAsia="es-ES_tradnl"/>
+                  <w14:ligatures w14:val="none"/>
+                </w:rPr>
+                <w:t xml:space="preserve">‬</w:t>
+              </w:r>
+              <w:bdo w:val="ltr">
+                <w:r>
+                  <w:rPr>
+                    <w:rFonts w:ascii="Helvetica" w:eastAsia="Times New Roman" w:hAnsi="Helvetica" w:cs="Times New Roman"/>
+                    <w:color w:val="000000"/>
+                    <w:kern w:val="0"/>
+                    <w:lang w:eastAsia="es-ES_tradnl"/>
+                    <w14:ligatures w14:val="none"/>
+                  </w:rPr>
+                  <w:t xml:space="preserve"> La Laguna</w:t>
+                </w:r>
+                <w:bdo w:val="ltr">
+                  <w:r>
+                    <w:rPr>
+                      <w:rFonts w:ascii="Helvetica" w:eastAsia="Times New Roman" w:hAnsi="Helvetica" w:cs="Times New Roman"/>
+                      <w:color w:val="000000"/>
+                      <w:kern w:val="0"/>
+                      <w:lang w:eastAsia="es-ES_tradnl"/>
+                      <w14:ligatures w14:val="none"/>
+                    </w:rPr>
+                    <w:t xml:space="preserve"> que</w:t>
+                  </w:r>
+                  <w:r>
+                    <w:rPr>
+                      <w:rFonts w:ascii="Helvetica" w:eastAsia="Times New Roman" w:hAnsi="Helvetica" w:cs="Times New Roman"/>
+                      <w:color w:val="000000"/>
+                      <w:kern w:val="0"/>
+                      <w:lang w:eastAsia="es-ES_tradnl"/>
+                      <w14:ligatures w14:val="none"/>
+                    </w:rPr>
+                    <w:t>‬ egresaron</w:t>
+                  </w:r>
+                  <w:r>
+                    <w:rPr>
+                      <w:rFonts w:ascii="Helvetica" w:eastAsia="Times New Roman" w:hAnsi="Helvetica" w:cs="Times New Roman"/>
+                      <w:color w:val="000000"/>
+                      <w:kern w:val="0"/>
+                      <w:lang w:eastAsia="es-ES_tradnl"/>
+                      <w14:ligatures w14:val="none"/>
+                    </w:rPr>
+                    <w:t>‬</w:t>
+                  </w:r>
+                  <w:bdo w:val="ltr">
+                    <w:r>
+                      <w:rPr>
+                        <w:rFonts w:ascii="Helvetica" w:eastAsia="Times New Roman" w:hAnsi="Helvetica" w:cs="Times New Roman"/>
+                        <w:color w:val="000000"/>
+                        <w:kern w:val="0"/>
+                        <w:lang w:eastAsia="es-ES_tradnl"/>
+                        <w14:ligatures w14:val="none"/>
+                      </w:rPr>
+                      <w:t xml:space="preserve"> el</w:t>
+                    </w:r>
+                    <w:r>
+                      <w:rPr>
+                        <w:rFonts w:ascii="Helvetica" w:eastAsia="Times New Roman" w:hAnsi="Helvetica" w:cs="Times New Roman"/>
+                        <w:color w:val="000000"/>
+                        <w:kern w:val="0"/>
+                        <w:lang w:eastAsia="es-ES_tradnl"/>
+                        <w14:ligatures w14:val="none"/>
+                      </w:rPr>
+                      <w:t>‬</w:t>
+                    </w:r>
+                    <w:bdo w:val="ltr">
+                      <w:r>
+                        <w:rPr>
+                          <w:rFonts w:ascii="Helvetica" w:eastAsia="Times New Roman" w:hAnsi="Helvetica" w:cs="Times New Roman"/>
+                          <w:color w:val="000000"/>
+                          <w:kern w:val="0"/>
+                          <w:lang w:eastAsia="es-ES_tradnl"/>
+                          <w14:ligatures w14:val="none"/>
+                        </w:rPr>
+                        <w:t xml:space="preserve"> curso</w:t>
+                      </w:r>
+                      <w:r>
+                        <w:rPr>
+                          <w:rFonts w:ascii="Helvetica" w:eastAsia="Times New Roman" w:hAnsi="Helvetica" w:cs="Times New Roman"/>
+                          <w:color w:val="000000"/>
+                          <w:kern w:val="0"/>
+                          <w:lang w:eastAsia="es-ES_tradnl"/>
+                          <w14:ligatures w14:val="none"/>
+                        </w:rPr>
+                        <w:t xml:space="preserve">‬</w:t>
+                      </w:r>
+                      <w:bdo w:val="ltr">
+                        <w:r>
+                          <w:rPr>
+                            <w:rFonts w:ascii="Helvetica" w:eastAsia="Times New Roman" w:hAnsi="Helvetica" w:cs="Times New Roman"/>
+                            <w:color w:val="000000"/>
+                            <w:kern w:val="0"/>
+                            <w:lang w:eastAsia="es-ES_tradnl"/>
+                            <w14:ligatures w14:val="none"/>
+                          </w:rPr>
+                          <w:t xml:space="preserve"> 2022-2023 aprobaron</w:t>
+                        </w:r>
+                        <w:r>
+                          <w:rPr>
+                            <w:rFonts w:ascii="Helvetica" w:eastAsia="Times New Roman" w:hAnsi="Helvetica" w:cs="Times New Roman"/>
+                            <w:color w:val="000000"/>
+                            <w:kern w:val="0"/>
+                            <w:lang w:eastAsia="es-ES_tradnl"/>
+                            <w14:ligatures w14:val="none"/>
+                          </w:rPr>
+                          <w:t>‬</w:t>
+                        </w:r>
+                        <w:bdo w:val="ltr">
+                          <w:r>
+                            <w:rPr>
+                              <w:rFonts w:ascii="Helvetica" w:eastAsia="Times New Roman" w:hAnsi="Helvetica" w:cs="Times New Roman"/>
+                              <w:color w:val="000000"/>
+                              <w:kern w:val="0"/>
+                              <w:lang w:eastAsia="es-ES_tradnl"/>
+                              <w14:ligatures w14:val="none"/>
+                            </w:rPr>
+                            <w:t xml:space="preserve"> durante</w:t>
+                          </w:r>
+                          <w:r>
+                            <w:rPr>
+                              <w:rFonts w:ascii="Helvetica" w:eastAsia="Times New Roman" w:hAnsi="Helvetica" w:cs="Times New Roman"/>
+                              <w:color w:val="000000"/>
+                              <w:kern w:val="0"/>
+                              <w:lang w:eastAsia="es-ES_tradnl"/>
+                              <w14:ligatures w14:val="none"/>
+                            </w:rPr>
+                            <w:t>‬</w:t>
+                          </w:r>
+                          <w:bdo w:val="ltr">
+                            <w:r>
+                              <w:rPr>
+                                <w:rFonts w:ascii="Helvetica" w:eastAsia="Times New Roman" w:hAnsi="Helvetica" w:cs="Times New Roman"/>
+                                <w:color w:val="000000"/>
+                                <w:kern w:val="0"/>
+                                <w:lang w:eastAsia="es-ES_tradnl"/>
+                                <w14:ligatures w14:val="none"/>
+                              </w:rPr>
+                              <w:t xml:space="preserve"> su</w:t>
+                            </w:r>
+                            <w:r>
+                              <w:rPr>
+                                <w:rFonts w:ascii="Helvetica" w:eastAsia="Times New Roman" w:hAnsi="Helvetica" w:cs="Times New Roman"/>
+                                <w:color w:val="000000"/>
+                                <w:kern w:val="0"/>
+                                <w:lang w:eastAsia="es-ES_tradnl"/>
+                                <w14:ligatures w14:val="none"/>
+                              </w:rPr>
+                              <w:t>‬</w:t>
+                            </w:r>
+                            <w:bdo w:val="ltr">
+                              <w:r>
+                                <w:rPr>
+                                  <w:rFonts w:ascii="Helvetica" w:eastAsia="Times New Roman" w:hAnsi="Helvetica" w:cs="Times New Roman"/>
+                                  <w:color w:val="000000"/>
+                                  <w:kern w:val="0"/>
+                                  <w:lang w:eastAsia="es-ES_tradnl"/>
+                                  <w14:ligatures w14:val="none"/>
+                                </w:rPr>
+                                <w:t xml:space="preserve"> carrera</w:t>
+                              </w:r>
+                              <w:r>
+                                <w:rPr>
+                                  <w:rFonts w:ascii="Helvetica" w:eastAsia="Times New Roman" w:hAnsi="Helvetica" w:cs="Times New Roman"/>
+                                  <w:color w:val="000000"/>
+                                  <w:kern w:val="0"/>
+                                  <w:lang w:eastAsia="es-ES_tradnl"/>
+                                  <w14:ligatures w14:val="none"/>
+                                </w:rPr>
+                                <w:t>‬</w:t>
+                              </w:r>
+                              <w:bdo w:val="ltr">
+                                <w:r>
+                                  <w:rPr>
+                                    <w:rFonts w:ascii="Helvetica" w:eastAsia="Times New Roman" w:hAnsi="Helvetica" w:cs="Times New Roman"/>
+                                    <w:color w:val="000000"/>
+                                    <w:kern w:val="0"/>
+                                    <w:lang w:eastAsia="es-ES_tradnl"/>
+                                    <w14:ligatures w14:val="none"/>
+                                  </w:rPr>
+                                  <w:t xml:space="preserve"> el</w:t>
+                                </w:r>
+                                <w:r>
+                                  <w:rPr>
+                                    <w:rFonts w:ascii="Helvetica" w:eastAsia="Times New Roman" w:hAnsi="Helvetica" w:cs="Times New Roman"/>
+                                    <w:color w:val="000000"/>
+                                    <w:kern w:val="0"/>
+                                    <w:lang w:eastAsia="es-ES_tradnl"/>
+                                    <w14:ligatures w14:val="none"/>
+                                  </w:rPr>
+                                  <w:t xml:space="preserve">‬</w:t>
+                                </w:r>
+                                <w:bdo w:val="ltr">
+                                  <w:r>
+                                    <w:rPr>
+                                      <w:rFonts w:ascii="Helvetica" w:eastAsia="Times New Roman" w:hAnsi="Helvetica" w:cs="Times New Roman"/>
+                                      <w:color w:val="000000"/>
+                                      <w:kern w:val="0"/>
+                                      <w:lang w:eastAsia="es-ES_tradnl"/>
+                                      <w14:ligatures w14:val="none"/>
+                                    </w:rPr>
+                                    <w:t xml:space="preserve"> 85.68 %</w:t>
+                                  </w:r>
+                                  <w:r>
+                                    <w:rPr>
+                                      <w:rFonts w:ascii="Helvetica" w:eastAsia="Times New Roman" w:hAnsi="Helvetica" w:cs="Times New Roman"/>
+                                      <w:color w:val="000000"/>
+                                      <w:kern w:val="0"/>
+                                      <w:lang w:eastAsia="es-ES_tradnl"/>
+                                      <w14:ligatures w14:val="none"/>
+                                    </w:rPr>
+                                    <w:t>‬</w:t>
+                                  </w:r>
+                                  <w:bdo w:val="ltr">
+                                    <w:r>
+                                      <w:rPr>
+                                        <w:rFonts w:ascii="Helvetica" w:eastAsia="Times New Roman" w:hAnsi="Helvetica" w:cs="Times New Roman"/>
+                                        <w:color w:val="000000"/>
+                                        <w:kern w:val="0"/>
+                                        <w:lang w:eastAsia="es-ES_tradnl"/>
+                                        <w14:ligatures w14:val="none"/>
+                                      </w:rPr>
+                                      <w:t xml:space="preserve"> de</w:t>
+                                    </w:r>
+                                    <w:r>
+                                      <w:rPr>
+                                        <w:rFonts w:ascii="Helvetica" w:eastAsia="Times New Roman" w:hAnsi="Helvetica" w:cs="Times New Roman"/>
+                                        <w:color w:val="000000"/>
+                                        <w:kern w:val="0"/>
+                                        <w:lang w:eastAsia="es-ES_tradnl"/>
+                                        <w14:ligatures w14:val="none"/>
+                                      </w:rPr>
+                                      <w:t>‬</w:t>
+                                    </w:r>
+                                    <w:bdo w:val="ltr">
+                                      <w:r>
+                                        <w:rPr>
+                                          <w:rFonts w:ascii="Helvetica" w:eastAsia="Times New Roman" w:hAnsi="Helvetica" w:cs="Times New Roman"/>
+                                          <w:color w:val="000000"/>
+                                          <w:kern w:val="0"/>
+                                          <w:lang w:eastAsia="es-ES_tradnl"/>
+                                          <w14:ligatures w14:val="none"/>
+                                        </w:rPr>
+                                        <w:t xml:space="preserve"> los</w:t>
+                                      </w:r>
+                                      <w:r>
+                                        <w:rPr>
+                                          <w:rFonts w:ascii="Helvetica" w:eastAsia="Times New Roman" w:hAnsi="Helvetica" w:cs="Times New Roman"/>
+                                          <w:color w:val="000000"/>
+                                          <w:kern w:val="0"/>
+                                          <w:lang w:eastAsia="es-ES_tradnl"/>
+                                          <w14:ligatures w14:val="none"/>
+                                        </w:rPr>
+                                        <w:t>‬</w:t>
+                                      </w:r>
+                                      <w:bdo w:val="ltr">
+                                        <w:r>
+                                          <w:rPr>
+                                            <w:rFonts w:ascii="Helvetica" w:eastAsia="Times New Roman" w:hAnsi="Helvetica" w:cs="Times New Roman"/>
+                                            <w:color w:val="000000"/>
+                                            <w:kern w:val="0"/>
+                                            <w:lang w:eastAsia="es-ES_tradnl"/>
+                                            <w14:ligatures w14:val="none"/>
+                                          </w:rPr>
+                                          <w:t xml:space="preserve"> créditos</w:t>
+                                        </w:r>
+                                        <w:r>
+                                          <w:rPr>
+                                            <w:rFonts w:ascii="Helvetica" w:eastAsia="Times New Roman" w:hAnsi="Helvetica" w:cs="Times New Roman"/>
+                                            <w:color w:val="000000"/>
+                                            <w:kern w:val="0"/>
+                                            <w:lang w:eastAsia="es-ES_tradnl"/>
+                                            <w14:ligatures w14:val="none"/>
+                                          </w:rPr>
+                                          <w:t>‬</w:t>
+                                        </w:r>
+                                        <w:bdo w:val="ltr">
+                                          <w:r>
+                                            <w:rPr>
+                                              <w:rFonts w:ascii="Helvetica" w:eastAsia="Times New Roman" w:hAnsi="Helvetica" w:cs="Times New Roman"/>
+                                              <w:color w:val="000000"/>
+                                              <w:kern w:val="0"/>
+                                              <w:lang w:eastAsia="es-ES_tradnl"/>
+                                              <w14:ligatures w14:val="none"/>
+                                            </w:rPr>
+                                            <w:t xml:space="preserve"> a</w:t>
+                                          </w:r>
+                                          <w:r>
+                                            <w:rPr>
+                                              <w:rFonts w:ascii="Helvetica" w:eastAsia="Times New Roman" w:hAnsi="Helvetica" w:cs="Times New Roman"/>
+                                              <w:color w:val="000000"/>
+                                              <w:kern w:val="0"/>
+                                              <w:lang w:eastAsia="es-ES_tradnl"/>
+                                              <w14:ligatures w14:val="none"/>
+                                            </w:rPr>
+                                            <w:t>‬</w:t>
+                                          </w:r>
+                                          <w:bdo w:val="ltr">
+                                            <w:r>
+                                              <w:rPr>
+                                                <w:rFonts w:ascii="Helvetica" w:eastAsia="Times New Roman" w:hAnsi="Helvetica" w:cs="Times New Roman"/>
+                                                <w:color w:val="000000"/>
+                                                <w:kern w:val="0"/>
+                                                <w:lang w:eastAsia="es-ES_tradnl"/>
+                                                <w14:ligatures w14:val="none"/>
+                                              </w:rPr>
+                                              <w:t xml:space="preserve"> los</w:t>
+                                            </w:r>
+                                            <w:r>
+                                              <w:rPr>
+                                                <w:rFonts w:ascii="Helvetica" w:eastAsia="Times New Roman" w:hAnsi="Helvetica" w:cs="Times New Roman"/>
+                                                <w:color w:val="000000"/>
+                                                <w:kern w:val="0"/>
+                                                <w:lang w:eastAsia="es-ES_tradnl"/>
+                                                <w14:ligatures w14:val="none"/>
+                                              </w:rPr>
+                                              <w:t>‬ que</w:t>
+                                            </w:r>
+                                            <w:r>
+                                              <w:rPr>
+                                                <w:rFonts w:ascii="Helvetica" w:eastAsia="Times New Roman" w:hAnsi="Helvetica" w:cs="Times New Roman"/>
+                                                <w:color w:val="000000"/>
+                                                <w:kern w:val="0"/>
+                                                <w:lang w:eastAsia="es-ES_tradnl"/>
+                                                <w14:ligatures w14:val="none"/>
+                                              </w:rPr>
+                                              <w:t>‬</w:t>
+                                            </w:r>
+                                            <w:bdo w:val="ltr">
+                                              <w:r>
+                                                <w:rPr>
+                                                  <w:rFonts w:ascii="Helvetica" w:eastAsia="Times New Roman" w:hAnsi="Helvetica" w:cs="Times New Roman"/>
+                                                  <w:color w:val="000000"/>
+                                                  <w:kern w:val="0"/>
+                                                  <w:lang w:eastAsia="es-ES_tradnl"/>
+                                                  <w14:ligatures w14:val="none"/>
+                                                </w:rPr>
+                                                <w:t xml:space="preserve"> se</w:t>
+                                              </w:r>
+                                              <w:r>
+                                                <w:rPr>
+                                                  <w:rFonts w:ascii="Helvetica" w:eastAsia="Times New Roman" w:hAnsi="Helvetica" w:cs="Times New Roman"/>
+                                                  <w:color w:val="000000"/>
+                                                  <w:kern w:val="0"/>
+                                                  <w:lang w:eastAsia="es-ES_tradnl"/>
+                                                  <w14:ligatures w14:val="none"/>
+                                                </w:rPr>
+                                                <w:t>‬</w:t>
+                                              </w:r>
+                                              <w:bdo w:val="ltr">
+                                                <w:r>
+                                                  <w:rPr>
+                                                    <w:rFonts w:ascii="Helvetica" w:eastAsia="Times New Roman" w:hAnsi="Helvetica" w:cs="Times New Roman"/>
+                                                    <w:color w:val="000000"/>
+                                                    <w:kern w:val="0"/>
+                                                    <w:lang w:eastAsia="es-ES_tradnl"/>
+                                                    <w14:ligatures w14:val="none"/>
+                                                  </w:rPr>
+                                                  <w:t xml:space="preserve"> presentaron</w:t>
+                                                </w:r>
+                                                <w:r>
+                                                  <w:rPr>
+                                                    <w:rFonts w:ascii="Helvetica" w:eastAsia="Times New Roman" w:hAnsi="Helvetica" w:cs="Times New Roman"/>
+                                                    <w:color w:val="000000"/>
+                                                    <w:kern w:val="0"/>
+                                                    <w:lang w:eastAsia="es-ES_tradnl"/>
+                                                    <w14:ligatures w14:val="none"/>
+                                                  </w:rPr>
+                                                  <w:t>‬</w:t>
+                                                </w:r>
+                                                <w:bdo w:val="ltr">
+                                                  <w:r>
+                                                    <w:rPr>
+                                                      <w:rFonts w:ascii="Helvetica" w:eastAsia="Times New Roman" w:hAnsi="Helvetica" w:cs="Times New Roman"/>
+                                                      <w:color w:val="000000"/>
+                                                      <w:kern w:val="0"/>
+                                                      <w:lang w:eastAsia="es-ES_tradnl"/>
+                                                      <w14:ligatures w14:val="none"/>
+                                                    </w:rPr>
+                                                    <w:t xml:space="preserve"> a</w:t>
+                                                  </w:r>
+                                                  <w:r>
+                                                    <w:rPr>
+                                                      <w:rFonts w:ascii="Helvetica" w:eastAsia="Times New Roman" w:hAnsi="Helvetica" w:cs="Times New Roman"/>
+                                                      <w:color w:val="000000"/>
+                                                      <w:kern w:val="0"/>
+                                                      <w:lang w:eastAsia="es-ES_tradnl"/>
+                                                      <w14:ligatures w14:val="none"/>
+                                                    </w:rPr>
+                                                    <w:t>‬</w:t>
+                                                  </w:r>
+                                                  <w:bdo w:val="ltr">
+                                                    <w:r>
+                                                      <w:rPr>
+                                                        <w:rFonts w:ascii="Helvetica" w:eastAsia="Times New Roman" w:hAnsi="Helvetica" w:cs="Times New Roman"/>
+                                                        <w:color w:val="000000"/>
+                                                        <w:kern w:val="0"/>
+                                                        <w:lang w:eastAsia="es-ES_tradnl"/>
+                                                        <w14:ligatures w14:val="none"/>
+                                                      </w:rPr>
+                                                      <w:t xml:space="preserve"> examen.</w:t>
+                                                    </w:r>
+                                                    <w:r>
+                                                      <w:rPr>
+                                                        <w:rFonts w:ascii="Helvetica" w:eastAsia="Times New Roman" w:hAnsi="Helvetica" w:cs="Times New Roman"/>
+                                                        <w:color w:val="000000"/>
+                                                        <w:kern w:val="0"/>
+                                                        <w:lang w:eastAsia="es-ES_tradnl"/>
+                                                        <w14:ligatures w14:val="none"/>
+                                                      </w:rPr>
+                                                      <w:t>‬</w:t>
+                                                    </w:r>
+                                                    <w:bdo w:val="ltr">
+                                                      <w:r>
+                                                        <w:rPr>
+                                                          <w:rFonts w:ascii="Helvetica" w:eastAsia="Times New Roman" w:hAnsi="Helvetica" w:cs="Times New Roman"/>
+                                                          <w:color w:val="000000"/>
+                                                          <w:kern w:val="0"/>
+                                                          <w:lang w:eastAsia="es-ES_tradnl"/>
+                                                          <w14:ligatures w14:val="none"/>
+                                                        </w:rPr>
+                                                        <w:t xml:space="preserve"> </w:t>
+                                                      </w:r>
+                                                      <w:r>
+                                                        <w:t>‬</w:t>
+                                                      </w:r>
+                                                      <w:r>
+                                                        <w:t>‬</w:t>
+                                                      </w:r>
+                                                      <w:r>
+                                                        <w:t>‬</w:t>
+                                                      </w:r>
+                                                      <w:r>
+                                                        <w:t>‬</w:t>
+                                                      </w:r>
+                                                      <w:r>
+                                                        <w:t>‬</w:t>
+                                                      </w:r>
+                                                      <w:r>
+                                                        <w:t>‬</w:t>
+                                                      </w:r>
+                                                      <w:r>
+                                                        <w:t>‬</w:t>
+                                                      </w:r>
+                                                      <w:r>
+                                                        <w:t>‬</w:t>
+                                                      </w:r>
+                                                      <w:r>
+                                                        <w:t>‬</w:t>
+                                                      </w:r>
+                                                      <w:r>
+                                                        <w:t>‬</w:t>
+                                                      </w:r>
+                                                      <w:r>
+                                                        <w:t>‬</w:t>
+                                                      </w:r>
+                                                      <w:r>
+                                                        <w:t>‬</w:t>
+                                                      </w:r>
+                                                      <w:r>
+                                                        <w:t>‬</w:t>
+                                                      </w:r>
+                                                      <w:r>
+                                                        <w:t>‬</w:t>
+                                                      </w:r>
+                                                      <w:r>
+                                                        <w:t>‬</w:t>
+                                                      </w:r>
+                                                      <w:r>
+                                                        <w:t>‬</w:t>
+                                                      </w:r>
+                                                      <w:r>
+                                                        <w:t>‬</w:t>
+                                                      </w:r>
+                                                      <w:r>
+                                                        <w:t>‬</w:t>
+                                                      </w:r>
+                                                      <w:r>
+                                                        <w:t>‬</w:t>
+                                                      </w:r>
+                                                      <w:r>
+                                                        <w:t>‬</w:t>
+                                                      </w:r>
+                                                      <w:r>
+                                                        <w:t>‬</w:t>
+                                                      </w:r>
+                                                      <w:r>
+                                                        <w:t>‬</w:t>
+                                                      </w:r>
+                                                      <w:r>
+                                                        <w:t>‬</w:t>
+                                                      </w:r>
+                                                      <w:r>
+                                                        <w:t>‬</w:t>
+                                                      </w:r>
+                                                    </w:bdo>
+                                                  </w:bdo>
+                                                </w:bdo>
+                                              </w:bdo>
+                                            </w:bdo>
+                                          </w:bdo>
+                                        </w:bdo>
+                                      </w:bdo>
+                                    </w:bdo>
+                                  </w:bdo>
+                                </w:bdo>
+                              </w:bdo>
+                            </w:bdo>
+                          </w:bdo>
+                        </w:bdo>
+                      </w:bdo>
+                    </w:bdo>
+                  </w:bdo>
+                </w:bdo>
+              </w:bdo>
+            </w:bdo>
+          </w:bdo>
+        </w:bdo>
+      </w:bdo>
+    </w:p>
+    <w:p>
+      <w:pPr>
+        <w:spacing w:after="0" w:line="240" w:lineRule="auto"/>
+        <w:rPr>
+          <w:rFonts w:ascii="Helvetica" w:eastAsia="Times New Roman" w:hAnsi="Helvetica" w:cs="Times New Roman"/>
+          <w:color w:val="000000"/>
+          <w:kern w:val="0"/>
+          <w:sz w:val="15"/>
+          <w:szCs w:val="15"/>
+          <w:lang w:eastAsia="es-ES_tradnl"/>
+          <w14:ligatures w14:val="none"/>
+        </w:rPr>
+      </w:pPr>
+    </w:p>
+    <w:p>
+      <w:pPr>
+        <w:rPr>
+          <w:rFonts w:ascii="Helvetica" w:eastAsia="Times New Roman" w:hAnsi="Helvetica" w:cs="Times New Roman"/>
+          <w:b/>
+          <w:bCs/>
+          <w:color w:val="000000"/>
+          <w:kern w:val="0"/>
+          <w:sz w:val="26"/>
+          <w:szCs w:val="26"/>
+          <w:lang w:eastAsia="es-ES_tradnl"/>
+          <w14:ligatures w14:val="none"/>
+        </w:rPr>
+      </w:pPr>
+      <w:r>
+        <w:rPr>
+          <w:rFonts w:ascii="Helvetica" w:eastAsia="Times New Roman" w:hAnsi="Helvetica" w:cs="Times New Roman"/>
+          <w:b/>
+          <w:bCs/>
+          <w:color w:val="000000"/>
+          <w:kern w:val="0"/>
+          <w:sz w:val="26"/>
+          <w:szCs w:val="26"/>
+          <w:lang w:eastAsia="es-ES_tradnl"/>
+          <w14:ligatures w14:val="none"/>
+        </w:rPr>
+        <w:br w:type="page"/>
+      </w:r>
+    </w:p>
+    <w:p>
+      <w:pPr>
+        <w:spacing w:after="0" w:line="240" w:lineRule="auto"/>
+        <w:rPr>
+          <w:rFonts w:ascii="Helvetica" w:eastAsia="Times New Roman" w:hAnsi="Helvetica" w:cs="Times New Roman"/>
+          <w:b/>
+          <w:bCs/>
+          <w:color w:val="000000"/>
+          <w:kern w:val="0"/>
+          <w:sz w:val="26"/>
+          <w:szCs w:val="26"/>
+          <w:lang w:eastAsia="es-ES_tradnl"/>
+          <w14:ligatures w14:val="none"/>
+        </w:rPr>
+      </w:pPr>
+      <w:r>
+        <w:rPr>
+          <w:rFonts w:ascii="Helvetica" w:eastAsia="Times New Roman" w:hAnsi="Helvetica" w:cs="Times New Roman"/>
+          <w:b/>
+          <w:bCs/>
+          <w:color w:val="000000"/>
+          <w:kern w:val="0"/>
+          <w:sz w:val="26"/>
+          <w:szCs w:val="26"/>
+          <w:lang w:eastAsia="es-ES_tradnl"/>
+          <w14:ligatures w14:val="none"/>
+        </w:rPr>
+        <w:lastRenderedPageBreak/>
+        <w:t>Evolución en la tasa de éxito por cohorte de egreso</w:t>
+      </w:r>
+      <w:r>
+        <w:rPr>
+          <w:rFonts w:ascii="Helvetica" w:eastAsia="Times New Roman" w:hAnsi="Helvetica" w:cs="Times New Roman"/>
+          <w:b/>
+          <w:bCs/>
+          <w:color w:val="000000"/>
+          <w:kern w:val="0"/>
+          <w:sz w:val="26"/>
+          <w:szCs w:val="26"/>
+          <w:lang w:eastAsia="es-ES_tradnl"/>
+          <w14:ligatures w14:val="none"/>
+        </w:rPr>
+        <w:t xml:space="preserve">‬</w:t>
+      </w:r>
+    </w:p>
+    <w:p>
+      <w:pPr>
+        <w:spacing w:after="0" w:line="240" w:lineRule="auto"/>
+        <w:rPr>
+          <w:rFonts w:ascii="Helvetica" w:eastAsia="Times New Roman" w:hAnsi="Helvetica" w:cs="Times New Roman"/>
+          <w:b/>
+          <w:bCs/>
+          <w:color w:val="000000"/>
+          <w:kern w:val="0"/>
+          <w:sz w:val="26"/>
+          <w:szCs w:val="26"/>
+          <w:lang w:eastAsia="es-ES_tradnl"/>
+          <w14:ligatures w14:val="none"/>
+        </w:rPr>
+      </w:pPr>
+    </w:p>
+    <w:p>
+      <w:pPr>
+        <w:spacing w:after="0" w:line="240" w:lineRule="auto"/>
+        <w:jc w:val="center"/>
+        <w:rPr>
+          <w:rFonts w:ascii="Helvetica" w:eastAsia="Times New Roman" w:hAnsi="Helvetica" w:cs="Times New Roman"/>
+          <w:b/>
+          <w:bCs/>
+          <w:color w:val="000000"/>
+          <w:kern w:val="0"/>
+          <w:sz w:val="26"/>
+          <w:szCs w:val="26"/>
+          <w:lang w:eastAsia="es-ES_tradnl"/>
+          <w14:ligatures w14:val="none"/>
+        </w:rPr>
       </w:pPr>
       <w:proofErr w:type="gramStart"/>
       <w:r>
+        <w:rPr>
+          <w:rFonts w:ascii="Helvetica" w:eastAsia="Times New Roman" w:hAnsi="Helvetica" w:cs="Times New Roman"/>
+          <w:b/>
+          <w:bCs/>
+          <w:color w:val="000000"/>
+          <w:kern w:val="0"/>
+          <w:sz w:val="26"/>
+          <w:szCs w:val="26"/>
+          <w:lang w:eastAsia="es-ES_tradnl"/>
+          <w14:ligatures w14:val="none"/>
+        </w:rPr>
         <w:t xml:space="preserve"/>
       </w:r>
       <w:r>
         <w:drawing>
           <wp:inline xmlns:a="http://schemas.openxmlformats.org/drawingml/2006/main" xmlns:pic="http://schemas.openxmlformats.org/drawingml/2006/picture">
-            <wp:extent cx="4572000" cy="2286000"/>
+            <wp:extent cx="4572000" cy="2857500"/>
             <wp:docPr id="1001" name="Picture 1"/>
             <wp:cNvGraphicFramePr>
               <a:graphicFrameLocks noChangeAspect="1"/>
@@ -192,11 +2377,11 @@
               <a:graphicData uri="http://schemas.openxmlformats.org/drawingml/2006/picture">
                 <pic:pic>
                   <pic:nvPicPr>
-                    <pic:cNvPr id="0" name="rendimiento_Informática.png"/>
+                    <pic:cNvPr id="0" name="lineas_exito.png"/>
                     <pic:cNvPicPr/>
                   </pic:nvPicPr>
                   <pic:blipFill>
-                    <a:blip r:embed="rId7"/>
+                    <a:blip r:embed="rId6"/>
                     <a:stretch>
                       <a:fillRect/>
                     </a:stretch>
@@ -204,7 +2389,7 @@
                   <pic:spPr>
                     <a:xfrm>
                       <a:off x="0" y="0"/>
-                      <a:ext cx="4572000" cy="2286000"/>
+                      <a:ext cx="4572000" cy="2857500"/>
                     </a:xfrm>
                     <a:prstGeom prst="rect"/>
                   </pic:spPr>
@@ -220,52 +2405,151 @@
     </w:p>
     <w:p>
       <w:pPr>
+        <w:spacing w:after="0" w:line="240" w:lineRule="auto"/>
+        <w:jc w:val="center"/>
         <w:rPr>
-          <w:sz w:val="32"/>
-          <w:szCs w:val="32"/>
+          <w:rFonts w:ascii="Helvetica" w:eastAsia="Times New Roman" w:hAnsi="Helvetica" w:cs="Times New Roman"/>
+          <w:b/>
+          <w:bCs/>
+          <w:color w:val="000000"/>
+          <w:kern w:val="0"/>
+          <w:sz w:val="26"/>
+          <w:szCs w:val="26"/>
+          <w:lang w:eastAsia="es-ES_tradnl"/>
+          <w14:ligatures w14:val="none"/>
+        </w:rPr>
+      </w:pPr>
+      <w:bdo w:val="ltr">
+        <w:r>
+          <w:t>‬</w:t>
+        </w:r>
+      </w:bdo>
+    </w:p>
+    <w:p>
+      <w:pPr>
+        <w:rPr>
+          <w:rFonts w:ascii="Helvetica" w:eastAsia="Times New Roman" w:hAnsi="Helvetica" w:cs="Times New Roman"/>
+          <w:b/>
+          <w:bCs/>
+          <w:color w:val="000000"/>
+          <w:kern w:val="0"/>
+          <w:sz w:val="26"/>
+          <w:szCs w:val="26"/>
+          <w:lang w:eastAsia="es-ES_tradnl"/>
+          <w14:ligatures w14:val="none"/>
         </w:rPr>
       </w:pPr>
       <w:r>
         <w:rPr>
-          <w:sz w:val="32"/>
-          <w:szCs w:val="32"/>
+          <w:rFonts w:ascii="Helvetica" w:eastAsia="Times New Roman" w:hAnsi="Helvetica" w:cs="Times New Roman"/>
+          <w:b/>
+          <w:bCs/>
+          <w:color w:val="000000"/>
+          <w:kern w:val="0"/>
+          <w:sz w:val="26"/>
+          <w:szCs w:val="26"/>
+          <w:lang w:eastAsia="es-ES_tradnl"/>
+          <w14:ligatures w14:val="none"/>
         </w:rPr>
         <w:br w:type="page"/>
       </w:r>
     </w:p>
     <w:p>
       <w:pPr>
-        <w:pStyle w:val="Prrafodelista"/>
-        <w:numPr>
-          <w:ilvl w:val="0"/>
-          <w:numId w:val="1"/>
-        </w:numPr>
+        <w:spacing w:after="0" w:line="240" w:lineRule="auto"/>
         <w:rPr>
-          <w:sz w:val="32"/>
-          <w:szCs w:val="32"/>
+          <w:rFonts w:ascii="Helvetica" w:eastAsia="Times New Roman" w:hAnsi="Helvetica" w:cs="Times New Roman"/>
+          <w:b/>
+          <w:bCs/>
+          <w:color w:val="000000"/>
+          <w:kern w:val="0"/>
+          <w:sz w:val="26"/>
+          <w:szCs w:val="26"/>
+          <w:lang w:eastAsia="es-ES_tradnl"/>
+          <w14:ligatures w14:val="none"/>
         </w:rPr>
       </w:pPr>
       <w:r>
         <w:rPr>
-          <w:sz w:val="32"/>
-          <w:szCs w:val="32"/>
+          <w:rFonts w:ascii="Helvetica" w:eastAsia="Times New Roman" w:hAnsi="Helvetica" w:cs="Times New Roman"/>
+          <w:b/>
+          <w:bCs/>
+          <w:color w:val="000000"/>
+          <w:kern w:val="0"/>
+          <w:sz w:val="26"/>
+          <w:szCs w:val="26"/>
+          <w:lang w:eastAsia="es-ES_tradnl"/>
+          <w14:ligatures w14:val="none"/>
         </w:rPr>
         <w:lastRenderedPageBreak/>
-        <w:t xml:space="preserve">Comparación con la media de la universidad</w:t>
+        <w:t>Evolución en la tasa de éxito por cohorte de egreso</w:t>
+      </w:r>
+      <w:r>
+        <w:rPr>
+          <w:rFonts w:ascii="Helvetica" w:eastAsia="Times New Roman" w:hAnsi="Helvetica" w:cs="Times New Roman"/>
+          <w:b/>
+          <w:bCs/>
+          <w:color w:val="000000"/>
+          <w:kern w:val="0"/>
+          <w:sz w:val="26"/>
+          <w:szCs w:val="26"/>
+          <w:lang w:eastAsia="es-ES_tradnl"/>
+          <w14:ligatures w14:val="none"/>
+        </w:rPr>
+        <w:t xml:space="preserve">‬</w:t>
       </w:r>
     </w:p>
     <w:p>
       <w:pPr>
-        <w:pStyle w:val="Prrafodelista"/>
+        <w:spacing w:after="0" w:line="240" w:lineRule="auto"/>
+        <w:rPr>
+          <w:rFonts w:ascii="Helvetica" w:eastAsia="Times New Roman" w:hAnsi="Helvetica" w:cs="Times New Roman"/>
+          <w:b/>
+          <w:bCs/>
+          <w:color w:val="000000"/>
+          <w:kern w:val="0"/>
+          <w:sz w:val="26"/>
+          <w:szCs w:val="26"/>
+          <w:lang w:eastAsia="es-ES_tradnl"/>
+          <w14:ligatures w14:val="none"/>
+        </w:rPr>
+      </w:pPr>
+    </w:p>
+    <w:p>
+      <w:pPr>
+        <w:spacing w:after="0" w:line="240" w:lineRule="auto"/>
+        <w:jc w:val="center"/>
+        <w:rPr>
+          <w:rFonts w:ascii="Helvetica" w:eastAsia="Times New Roman" w:hAnsi="Helvetica" w:cs="Times New Roman"/>
+          <w:b/>
+          <w:bCs/>
+          <w:color w:val="000000"/>
+          <w:kern w:val="0"/>
+          <w:sz w:val="26"/>
+          <w:szCs w:val="26"/>
+          <w:lang w:eastAsia="es-ES_tradnl"/>
+          <w14:ligatures w14:val="none"/>
+        </w:rPr>
       </w:pPr>
       <w:proofErr w:type="gramStart"/>
       <w:r>
+        <w:rPr>
+          <w:rFonts w:ascii="Helvetica" w:eastAsia="Times New Roman" w:hAnsi="Helvetica" w:cs="Times New Roman"/>
+          <w:b/>
+          <w:bCs/>
+          <w:color w:val="000000"/>
+          <w:kern w:val="0"/>
+          <w:sz w:val="26"/>
+          <w:szCs w:val="26"/>
+          <w:lang w:eastAsia="es-ES_tradnl"/>
+          <w14:ligatures w14:val="none"/>
+        </w:rPr>
         <w:t xml:space="preserve"/>
       </w:r>
       <w:r>
         <w:drawing>
           <wp:inline xmlns:a="http://schemas.openxmlformats.org/drawingml/2006/main" xmlns:pic="http://schemas.openxmlformats.org/drawingml/2006/picture">
-            <wp:extent cx="4572000" cy="2286000"/>
+            <wp:extent cx="4572000" cy="2857500"/>
             <wp:docPr id="1002" name="Picture 1"/>
             <wp:cNvGraphicFramePr>
               <a:graphicFrameLocks noChangeAspect="1"/>
@@ -274,11 +2558,11 @@
               <a:graphicData uri="http://schemas.openxmlformats.org/drawingml/2006/picture">
                 <pic:pic>
                   <pic:nvPicPr>
-                    <pic:cNvPr id="0" name="comparacion_Informática.png"/>
+                    <pic:cNvPr id="0" name="tabla_exito.png"/>
                     <pic:cNvPicPr/>
                   </pic:nvPicPr>
                   <pic:blipFill>
-                    <a:blip r:embed="rId8"/>
+                    <a:blip r:embed="rId7"/>
                     <a:stretch>
                       <a:fillRect/>
                     </a:stretch>
@@ -286,7 +2570,7 @@
                   <pic:spPr>
                     <a:xfrm>
                       <a:off x="0" y="0"/>
-                      <a:ext cx="4572000" cy="2286000"/>
+                      <a:ext cx="4572000" cy="2857500"/>
                     </a:xfrm>
                     <a:prstGeom prst="rect"/>
                   </pic:spPr>
@@ -302,198 +2586,73 @@
     </w:p>
     <w:p>
       <w:pPr>
-        <w:pStyle w:val="Prrafodelista"/>
+        <w:spacing w:after="0" w:line="240" w:lineRule="auto"/>
         <w:rPr>
-          <w:sz w:val="32"/>
-          <w:szCs w:val="32"/>
+          <w:rFonts w:ascii="Helvetica" w:eastAsia="Times New Roman" w:hAnsi="Helvetica" w:cs="Times New Roman"/>
+          <w:b/>
+          <w:bCs/>
+          <w:color w:val="000000"/>
+          <w:kern w:val="0"/>
+          <w:sz w:val="26"/>
+          <w:szCs w:val="26"/>
+          <w:lang w:eastAsia="es-ES_tradnl"/>
+          <w14:ligatures w14:val="none"/>
         </w:rPr>
       </w:pPr>
     </w:p>
     <w:p>
       <w:pPr>
+        <w:spacing w:after="0" w:line="240" w:lineRule="auto"/>
         <w:rPr>
-          <w:sz w:val="32"/>
-          <w:szCs w:val="32"/>
+          <w:rFonts w:ascii="Helvetica" w:eastAsia="Times New Roman" w:hAnsi="Helvetica" w:cs="Times New Roman"/>
+          <w:color w:val="000000"/>
+          <w:kern w:val="0"/>
+          <w:sz w:val="14"/>
+          <w:szCs w:val="14"/>
+          <w:lang w:eastAsia="es-ES_tradnl"/>
+          <w14:ligatures w14:val="none"/>
         </w:rPr>
       </w:pPr>
-      <w:proofErr w:type="spellEnd"/>
-      <w:r>
-        <w:rPr>
-          <w:sz w:val="32"/>
-          <w:szCs w:val="32"/>
-        </w:rPr>
-        <w:br w:type="page"/>
-      </w:r>
+      <w:bdo w:val="ltr">
+        <w:r>
+          <w:t>‬</w:t>
+        </w:r>
+      </w:bdo>
     </w:p>
     <w:p>
       <w:pPr>
-        <w:pStyle w:val="Prrafodelista"/>
-        <w:numPr>
-          <w:ilvl w:val="0"/>
-          <w:numId w:val="1"/>
-        </w:numPr>
+        <w:spacing w:after="0" w:line="240" w:lineRule="auto"/>
         <w:rPr>
-          <w:sz w:val="32"/>
-          <w:szCs w:val="32"/>
-        </w:rPr>
-      </w:pPr>
-      <w:r>
-        <w:rPr>
-          <w:sz w:val="32"/>
-          <w:szCs w:val="32"/>
-        </w:rPr>
-        <w:lastRenderedPageBreak/>
-        <w:t xml:space="preserve">Tablas con datos del último año</w:t>
-      </w:r>
-    </w:p>
-    <w:p>
-      <w:pPr>
-        <w:pStyle w:val="Prrafodelista"/>
-      </w:pPr>
-      <w:r>
-        <w:t xml:space="preserve"/>
-      </w:r>
-      <w:r>
-        <w:drawing>
-          <wp:inline xmlns:a="http://schemas.openxmlformats.org/drawingml/2006/main" xmlns:pic="http://schemas.openxmlformats.org/drawingml/2006/picture">
-            <wp:extent cx="4572000" cy="1524000"/>
-            <wp:docPr id="1003" name="Picture 1"/>
-            <wp:cNvGraphicFramePr>
-              <a:graphicFrameLocks noChangeAspect="1"/>
-            </wp:cNvGraphicFramePr>
-            <a:graphic>
-              <a:graphicData uri="http://schemas.openxmlformats.org/drawingml/2006/picture">
-                <pic:pic>
-                  <pic:nvPicPr>
-                    <pic:cNvPr id="0" name="tabla_Informática.png"/>
-                    <pic:cNvPicPr/>
-                  </pic:nvPicPr>
-                  <pic:blipFill>
-                    <a:blip r:embed="rId9"/>
-                    <a:stretch>
-                      <a:fillRect/>
-                    </a:stretch>
-                  </pic:blipFill>
-                  <pic:spPr>
-                    <a:xfrm>
-                      <a:off x="0" y="0"/>
-                      <a:ext cx="4572000" cy="1524000"/>
-                    </a:xfrm>
-                    <a:prstGeom prst="rect"/>
-                  </pic:spPr>
-                </pic:pic>
-              </a:graphicData>
-            </a:graphic>
-          </wp:inline>
-        </w:drawing>
-      </w:r>
-      <w:r>
-        <w:t xml:space="preserve"/>
-      </w:r>
-      <w:proofErr w:type="spellStart"/>
-    </w:p>
-    <w:p>
-      <w:pPr>
-        <w:pStyle w:val="Prrafodelista"/>
-        <w:rPr>
-          <w:sz w:val="32"/>
-          <w:szCs w:val="32"/>
+          <w:rFonts w:ascii="Helvetica" w:eastAsia="Times New Roman" w:hAnsi="Helvetica" w:cs="Times New Roman"/>
+          <w:color w:val="000000"/>
+          <w:kern w:val="0"/>
+          <w:sz w:val="15"/>
+          <w:szCs w:val="15"/>
+          <w:lang w:eastAsia="es-ES_tradnl"/>
+          <w14:ligatures w14:val="none"/>
         </w:rPr>
       </w:pPr>
     </w:p>
     <w:p>
       <w:pPr>
+        <w:spacing w:after="0" w:line="240" w:lineRule="auto"/>
         <w:rPr>
-          <w:sz w:val="32"/>
-          <w:szCs w:val="32"/>
+          <w:rFonts w:ascii="Helvetica" w:eastAsia="Times New Roman" w:hAnsi="Helvetica" w:cs="Times New Roman"/>
+          <w:color w:val="000000"/>
+          <w:kern w:val="0"/>
+          <w:sz w:val="14"/>
+          <w:szCs w:val="14"/>
+          <w:lang w:eastAsia="es-ES_tradnl"/>
+          <w14:ligatures w14:val="none"/>
         </w:rPr>
       </w:pPr>
-      <w:r>
-        <w:rPr>
-          <w:sz w:val="32"/>
-          <w:szCs w:val="32"/>
-        </w:rPr>
-        <w:br w:type="page"/>
-      </w:r>
+      <w:bdo w:val="ltr">
+        <w:r>
+          <w:t>‬</w:t>
+        </w:r>
+      </w:bdo>
     </w:p>
-    <w:p>
-      <w:pPr>
-        <w:pStyle w:val="Prrafodelista"/>
-        <w:numPr>
-          <w:ilvl w:val="0"/>
-          <w:numId w:val="1"/>
-        </w:numPr>
-        <w:rPr>
-          <w:sz w:val="32"/>
-          <w:szCs w:val="32"/>
-        </w:rPr>
-      </w:pPr>
-      <w:proofErr w:type="spellEnd"/>
-      <w:r>
-        <w:rPr>
-          <w:sz w:val="32"/>
-          <w:szCs w:val="32"/>
-        </w:rPr>
-        <w:lastRenderedPageBreak/>
-        <w:t xml:space="preserve">Brecha Hombres y Mujeres</w:t>
-      </w:r>
-    </w:p>
-    <w:p>
-      <w:pPr>
-        <w:pStyle w:val="Prrafodelista"/>
-      </w:pPr>
-      <w:proofErr w:type="gramStart"/>
-      <w:r>
-        <w:t xml:space="preserve"/>
-      </w:r>
-      <w:r>
-        <w:drawing>
-          <wp:inline xmlns:a="http://schemas.openxmlformats.org/drawingml/2006/main" xmlns:pic="http://schemas.openxmlformats.org/drawingml/2006/picture">
-            <wp:extent cx="4572000" cy="2286000"/>
-            <wp:docPr id="1004" name="Picture 1"/>
-            <wp:cNvGraphicFramePr>
-              <a:graphicFrameLocks noChangeAspect="1"/>
-            </wp:cNvGraphicFramePr>
-            <a:graphic>
-              <a:graphicData uri="http://schemas.openxmlformats.org/drawingml/2006/picture">
-                <pic:pic>
-                  <pic:nvPicPr>
-                    <pic:cNvPr id="0" name="brecha_Informática.png"/>
-                    <pic:cNvPicPr/>
-                  </pic:nvPicPr>
-                  <pic:blipFill>
-                    <a:blip r:embed="rId10"/>
-                    <a:stretch>
-                      <a:fillRect/>
-                    </a:stretch>
-                  </pic:blipFill>
-                  <pic:spPr>
-                    <a:xfrm>
-                      <a:off x="0" y="0"/>
-                      <a:ext cx="4572000" cy="2286000"/>
-                    </a:xfrm>
-                    <a:prstGeom prst="rect"/>
-                  </pic:spPr>
-                </pic:pic>
-              </a:graphicData>
-            </a:graphic>
-          </wp:inline>
-        </w:drawing>
-      </w:r>
-      <w:r>
-        <w:t xml:space="preserve"/>
-      </w:r>
-    </w:p>
-    <w:p>
-      <w:pPr>
-        <w:pStyle w:val="Prrafodelista"/>
-        <w:rPr>
-          <w:sz w:val="32"/>
-          <w:szCs w:val="32"/>
-        </w:rPr>
-      </w:pPr>
-      <w:proofErr w:type="spellEnd"/>
-    </w:p>
+    <w:p/>
     <w:sectPr>
       <w:pgSz w:w="11906" w:h="16838"/>
       <w:pgMar w:top="1417" w:right="1701" w:bottom="1417" w:left="1701" w:header="708" w:footer="708" w:gutter="0"/>
@@ -502,103 +2661,6 @@
     </w:sectPr>
   </w:body>
 </w:document>
-</file>
-
-<file path=word/numbering.xml><?xml version="1.0" encoding="utf-8"?>
-<w:numbering xmlns:wpc="http://schemas.microsoft.com/office/word/2010/wordprocessingCanvas" xmlns:cx="http://schemas.microsoft.com/office/drawing/2014/chartex" xmlns:cx1="http://schemas.microsoft.com/office/drawing/2015/9/8/chartex" xmlns:cx2="http://schemas.microsoft.com/office/drawing/2015/10/21/chartex" xmlns:cx3="http://schemas.microsoft.com/office/drawing/2016/5/9/chartex" xmlns:cx4="http://schemas.microsoft.com/office/drawing/2016/5/10/chartex" xmlns:cx5="http://schemas.microsoft.com/office/drawing/2016/5/11/chartex" xmlns:cx6="http://schemas.microsoft.com/office/drawing/2016/5/12/chartex" xmlns:cx7="http://schemas.microsoft.com/office/drawing/2016/5/13/chartex" xmlns:cx8="http://schemas.microsoft.com/office/drawing/2016/5/14/chartex" xmlns:mc="http://schemas.openxmlformats.org/markup-compatibility/2006" xmlns:aink="http://schemas.microsoft.com/office/drawing/2016/ink" xmlns:am3d="http://schemas.microsoft.com/office/drawing/2017/model3d" xmlns:o="urn:schemas-microsoft-com:office:office" xmlns:oel="http://schemas.microsoft.com/office/2019/extlst" xmlns:r="http://schemas.openxmlformats.org/officeDocument/2006/relationships" xmlns:m="http://schemas.openxmlformats.org/officeDocument/2006/math" xmlns:v="urn:schemas-microsoft-com:vml" xmlns:wp14="http://schemas.microsoft.com/office/word/2010/wordprocessingDrawing" xmlns:wp="http://schemas.openxmlformats.org/drawingml/2006/wordprocessingDrawing" xmlns:w10="urn:schemas-microsoft-com:office:word" xmlns:w="http://schemas.openxmlformats.org/wordprocessingml/2006/main" xmlns:w14="http://schemas.microsoft.com/office/word/2010/wordml" xmlns:w15="http://schemas.microsoft.com/office/word/2012/wordml" xmlns:w16cex="http://schemas.microsoft.com/office/word/2018/wordml/cex" xmlns:w16cid="http://schemas.microsoft.com/office/word/2016/wordml/cid" xmlns:w16="http://schemas.microsoft.com/office/word/2018/wordml" xmlns:w16du="http://schemas.microsoft.com/office/word/2023/wordml/word16du" xmlns:w16sdtdh="http://schemas.microsoft.com/office/word/2020/wordml/sdtdatahash" xmlns:w16sdtfl="http://schemas.microsoft.com/office/word/2024/wordml/sdtformatlock" xmlns:w16se="http://schemas.microsoft.com/office/word/2015/wordml/symex" xmlns:wpg="http://schemas.microsoft.com/office/word/2010/wordprocessingGroup" xmlns:wpi="http://schemas.microsoft.com/office/word/2010/wordprocessingInk" xmlns:wne="http://schemas.microsoft.com/office/word/2006/wordml" xmlns:wps="http://schemas.microsoft.com/office/word/2010/wordprocessingShape" mc:Ignorable="w14 w15 w16se w16cid w16 w16cex w16sdtdh w16sdtfl w16du wp14">
-  <w:abstractNum w:abstractNumId="0" w15:restartNumberingAfterBreak="0">
-    <w:nsid w:val="63AD260E"/>
-    <w:multiLevelType w:val="hybridMultilevel"/>
-    <w:tmpl w:val="3CDE79A4"/>
-    <w:lvl w:ilvl="0" w:tplc="040A000F">
-      <w:start w:val="1"/>
-      <w:numFmt w:val="decimal"/>
-      <w:lvlText w:val="%1."/>
-      <w:lvlJc w:val="left"/>
-      <w:pPr>
-        <w:ind w:left="720" w:hanging="360"/>
-      </w:pPr>
-      <w:rPr>
-        <w:rFonts w:hint="default"/>
-      </w:rPr>
-    </w:lvl>
-    <w:lvl w:ilvl="1" w:tplc="040A0019" w:tentative="1">
-      <w:start w:val="1"/>
-      <w:numFmt w:val="lowerLetter"/>
-      <w:lvlText w:val="%2."/>
-      <w:lvlJc w:val="left"/>
-      <w:pPr>
-        <w:ind w:left="1440" w:hanging="360"/>
-      </w:pPr>
-    </w:lvl>
-    <w:lvl w:ilvl="2" w:tplc="040A001B" w:tentative="1">
-      <w:start w:val="1"/>
-      <w:numFmt w:val="lowerRoman"/>
-      <w:lvlText w:val="%3."/>
-      <w:lvlJc w:val="right"/>
-      <w:pPr>
-        <w:ind w:left="2160" w:hanging="180"/>
-      </w:pPr>
-    </w:lvl>
-    <w:lvl w:ilvl="3" w:tplc="040A000F" w:tentative="1">
-      <w:start w:val="1"/>
-      <w:numFmt w:val="decimal"/>
-      <w:lvlText w:val="%4."/>
-      <w:lvlJc w:val="left"/>
-      <w:pPr>
-        <w:ind w:left="2880" w:hanging="360"/>
-      </w:pPr>
-    </w:lvl>
-    <w:lvl w:ilvl="4" w:tplc="040A0019" w:tentative="1">
-      <w:start w:val="1"/>
-      <w:numFmt w:val="lowerLetter"/>
-      <w:lvlText w:val="%5."/>
-      <w:lvlJc w:val="left"/>
-      <w:pPr>
-        <w:ind w:left="3600" w:hanging="360"/>
-      </w:pPr>
-    </w:lvl>
-    <w:lvl w:ilvl="5" w:tplc="040A001B" w:tentative="1">
-      <w:start w:val="1"/>
-      <w:numFmt w:val="lowerRoman"/>
-      <w:lvlText w:val="%6."/>
-      <w:lvlJc w:val="right"/>
-      <w:pPr>
-        <w:ind w:left="4320" w:hanging="180"/>
-      </w:pPr>
-    </w:lvl>
-    <w:lvl w:ilvl="6" w:tplc="040A000F" w:tentative="1">
-      <w:start w:val="1"/>
-      <w:numFmt w:val="decimal"/>
-      <w:lvlText w:val="%7."/>
-      <w:lvlJc w:val="left"/>
-      <w:pPr>
-        <w:ind w:left="5040" w:hanging="360"/>
-      </w:pPr>
-    </w:lvl>
-    <w:lvl w:ilvl="7" w:tplc="040A0019" w:tentative="1">
-      <w:start w:val="1"/>
-      <w:numFmt w:val="lowerLetter"/>
-      <w:lvlText w:val="%8."/>
-      <w:lvlJc w:val="left"/>
-      <w:pPr>
-        <w:ind w:left="5760" w:hanging="360"/>
-      </w:pPr>
-    </w:lvl>
-    <w:lvl w:ilvl="8" w:tplc="040A001B" w:tentative="1">
-      <w:start w:val="1"/>
-      <w:numFmt w:val="lowerRoman"/>
-      <w:lvlText w:val="%9."/>
-      <w:lvlJc w:val="right"/>
-      <w:pPr>
-        <w:ind w:left="6480" w:hanging="180"/>
-      </w:pPr>
-    </w:lvl>
-  </w:abstractNum>
-  <w:num w:numId="1" w16cid:durableId="310672095">
-    <w:abstractNumId w:val="0"/>
-  </w:num>
-</w:numbering>
 </file>
 
 <file path=word/styles.xml><?xml version="1.0" encoding="utf-8"?>
@@ -1009,7 +3071,7 @@
     <w:link w:val="Ttulo1Car"/>
     <w:uiPriority w:val="9"/>
     <w:qFormat/>
-    <w:rsid w:val="00C37D3E"/>
+    <w:rsid w:val="0048759A"/>
     <w:pPr>
       <w:keepNext/>
       <w:keepLines/>
@@ -1018,7 +3080,7 @@
     </w:pPr>
     <w:rPr>
       <w:rFonts w:asciiTheme="majorHAnsi" w:eastAsiaTheme="majorEastAsia" w:hAnsiTheme="majorHAnsi" w:cstheme="majorBidi"/>
-      <w:color w:val="2F5496" w:themeColor="accent1" w:themeShade="BF"/>
+      <w:color w:val="0F4761" w:themeColor="accent1" w:themeShade="BF"/>
       <w:sz w:val="40"/>
       <w:szCs w:val="40"/>
     </w:rPr>
@@ -1032,7 +3094,7 @@
     <w:semiHidden/>
     <w:unhideWhenUsed/>
     <w:qFormat/>
-    <w:rsid w:val="00C37D3E"/>
+    <w:rsid w:val="0048759A"/>
     <w:pPr>
       <w:keepNext/>
       <w:keepLines/>
@@ -1041,7 +3103,7 @@
     </w:pPr>
     <w:rPr>
       <w:rFonts w:asciiTheme="majorHAnsi" w:eastAsiaTheme="majorEastAsia" w:hAnsiTheme="majorHAnsi" w:cstheme="majorBidi"/>
-      <w:color w:val="2F5496" w:themeColor="accent1" w:themeShade="BF"/>
+      <w:color w:val="0F4761" w:themeColor="accent1" w:themeShade="BF"/>
       <w:sz w:val="32"/>
       <w:szCs w:val="32"/>
     </w:rPr>
@@ -1055,7 +3117,7 @@
     <w:semiHidden/>
     <w:unhideWhenUsed/>
     <w:qFormat/>
-    <w:rsid w:val="00C37D3E"/>
+    <w:rsid w:val="0048759A"/>
     <w:pPr>
       <w:keepNext/>
       <w:keepLines/>
@@ -1064,7 +3126,7 @@
     </w:pPr>
     <w:rPr>
       <w:rFonts w:eastAsiaTheme="majorEastAsia" w:cstheme="majorBidi"/>
-      <w:color w:val="2F5496" w:themeColor="accent1" w:themeShade="BF"/>
+      <w:color w:val="0F4761" w:themeColor="accent1" w:themeShade="BF"/>
       <w:sz w:val="28"/>
       <w:szCs w:val="28"/>
     </w:rPr>
@@ -1078,7 +3140,7 @@
     <w:semiHidden/>
     <w:unhideWhenUsed/>
     <w:qFormat/>
-    <w:rsid w:val="00C37D3E"/>
+    <w:rsid w:val="0048759A"/>
     <w:pPr>
       <w:keepNext/>
       <w:keepLines/>
@@ -1089,7 +3151,7 @@
       <w:rFonts w:eastAsiaTheme="majorEastAsia" w:cstheme="majorBidi"/>
       <w:i/>
       <w:iCs/>
-      <w:color w:val="2F5496" w:themeColor="accent1" w:themeShade="BF"/>
+      <w:color w:val="0F4761" w:themeColor="accent1" w:themeShade="BF"/>
     </w:rPr>
   </w:style>
   <w:style w:type="paragraph" w:styleId="Ttulo5">
@@ -1101,7 +3163,7 @@
     <w:semiHidden/>
     <w:unhideWhenUsed/>
     <w:qFormat/>
-    <w:rsid w:val="00C37D3E"/>
+    <w:rsid w:val="0048759A"/>
     <w:pPr>
       <w:keepNext/>
       <w:keepLines/>
@@ -1110,7 +3172,7 @@
     </w:pPr>
     <w:rPr>
       <w:rFonts w:eastAsiaTheme="majorEastAsia" w:cstheme="majorBidi"/>
-      <w:color w:val="2F5496" w:themeColor="accent1" w:themeShade="BF"/>
+      <w:color w:val="0F4761" w:themeColor="accent1" w:themeShade="BF"/>
     </w:rPr>
   </w:style>
   <w:style w:type="paragraph" w:styleId="Ttulo6">
@@ -1122,7 +3184,7 @@
     <w:semiHidden/>
     <w:unhideWhenUsed/>
     <w:qFormat/>
-    <w:rsid w:val="00C37D3E"/>
+    <w:rsid w:val="0048759A"/>
     <w:pPr>
       <w:keepNext/>
       <w:keepLines/>
@@ -1145,7 +3207,7 @@
     <w:semiHidden/>
     <w:unhideWhenUsed/>
     <w:qFormat/>
-    <w:rsid w:val="00C37D3E"/>
+    <w:rsid w:val="0048759A"/>
     <w:pPr>
       <w:keepNext/>
       <w:keepLines/>
@@ -1166,7 +3228,7 @@
     <w:semiHidden/>
     <w:unhideWhenUsed/>
     <w:qFormat/>
-    <w:rsid w:val="00C37D3E"/>
+    <w:rsid w:val="0048759A"/>
     <w:pPr>
       <w:keepNext/>
       <w:keepLines/>
@@ -1189,7 +3251,7 @@
     <w:semiHidden/>
     <w:unhideWhenUsed/>
     <w:qFormat/>
-    <w:rsid w:val="00C37D3E"/>
+    <w:rsid w:val="0048759A"/>
     <w:pPr>
       <w:keepNext/>
       <w:keepLines/>
@@ -1233,10 +3295,10 @@
     <w:basedOn w:val="Fuentedeprrafopredeter"/>
     <w:link w:val="Ttulo1"/>
     <w:uiPriority w:val="9"/>
-    <w:rsid w:val="00C37D3E"/>
+    <w:rsid w:val="0048759A"/>
     <w:rPr>
       <w:rFonts w:asciiTheme="majorHAnsi" w:eastAsiaTheme="majorEastAsia" w:hAnsiTheme="majorHAnsi" w:cstheme="majorBidi"/>
-      <w:color w:val="2F5496" w:themeColor="accent1" w:themeShade="BF"/>
+      <w:color w:val="0F4761" w:themeColor="accent1" w:themeShade="BF"/>
       <w:sz w:val="40"/>
       <w:szCs w:val="40"/>
     </w:rPr>
@@ -1247,10 +3309,10 @@
     <w:link w:val="Ttulo2"/>
     <w:uiPriority w:val="9"/>
     <w:semiHidden/>
-    <w:rsid w:val="00C37D3E"/>
+    <w:rsid w:val="0048759A"/>
     <w:rPr>
       <w:rFonts w:asciiTheme="majorHAnsi" w:eastAsiaTheme="majorEastAsia" w:hAnsiTheme="majorHAnsi" w:cstheme="majorBidi"/>
-      <w:color w:val="2F5496" w:themeColor="accent1" w:themeShade="BF"/>
+      <w:color w:val="0F4761" w:themeColor="accent1" w:themeShade="BF"/>
       <w:sz w:val="32"/>
       <w:szCs w:val="32"/>
     </w:rPr>
@@ -1261,10 +3323,10 @@
     <w:link w:val="Ttulo3"/>
     <w:uiPriority w:val="9"/>
     <w:semiHidden/>
-    <w:rsid w:val="00C37D3E"/>
+    <w:rsid w:val="0048759A"/>
     <w:rPr>
       <w:rFonts w:eastAsiaTheme="majorEastAsia" w:cstheme="majorBidi"/>
-      <w:color w:val="2F5496" w:themeColor="accent1" w:themeShade="BF"/>
+      <w:color w:val="0F4761" w:themeColor="accent1" w:themeShade="BF"/>
       <w:sz w:val="28"/>
       <w:szCs w:val="28"/>
     </w:rPr>
@@ -1275,12 +3337,12 @@
     <w:link w:val="Ttulo4"/>
     <w:uiPriority w:val="9"/>
     <w:semiHidden/>
-    <w:rsid w:val="00C37D3E"/>
+    <w:rsid w:val="0048759A"/>
     <w:rPr>
       <w:rFonts w:eastAsiaTheme="majorEastAsia" w:cstheme="majorBidi"/>
       <w:i/>
       <w:iCs/>
-      <w:color w:val="2F5496" w:themeColor="accent1" w:themeShade="BF"/>
+      <w:color w:val="0F4761" w:themeColor="accent1" w:themeShade="BF"/>
     </w:rPr>
   </w:style>
   <w:style w:type="character" w:customStyle="1" w:styleId="Ttulo5Car">
@@ -1289,10 +3351,10 @@
     <w:link w:val="Ttulo5"/>
     <w:uiPriority w:val="9"/>
     <w:semiHidden/>
-    <w:rsid w:val="00C37D3E"/>
+    <w:rsid w:val="0048759A"/>
     <w:rPr>
       <w:rFonts w:eastAsiaTheme="majorEastAsia" w:cstheme="majorBidi"/>
-      <w:color w:val="2F5496" w:themeColor="accent1" w:themeShade="BF"/>
+      <w:color w:val="0F4761" w:themeColor="accent1" w:themeShade="BF"/>
     </w:rPr>
   </w:style>
   <w:style w:type="character" w:customStyle="1" w:styleId="Ttulo6Car">
@@ -1301,7 +3363,7 @@
     <w:link w:val="Ttulo6"/>
     <w:uiPriority w:val="9"/>
     <w:semiHidden/>
-    <w:rsid w:val="00C37D3E"/>
+    <w:rsid w:val="0048759A"/>
     <w:rPr>
       <w:rFonts w:eastAsiaTheme="majorEastAsia" w:cstheme="majorBidi"/>
       <w:i/>
@@ -1315,7 +3377,7 @@
     <w:link w:val="Ttulo7"/>
     <w:uiPriority w:val="9"/>
     <w:semiHidden/>
-    <w:rsid w:val="00C37D3E"/>
+    <w:rsid w:val="0048759A"/>
     <w:rPr>
       <w:rFonts w:eastAsiaTheme="majorEastAsia" w:cstheme="majorBidi"/>
       <w:color w:val="595959" w:themeColor="text1" w:themeTint="A6"/>
@@ -1327,7 +3389,7 @@
     <w:link w:val="Ttulo8"/>
     <w:uiPriority w:val="9"/>
     <w:semiHidden/>
-    <w:rsid w:val="00C37D3E"/>
+    <w:rsid w:val="0048759A"/>
     <w:rPr>
       <w:rFonts w:eastAsiaTheme="majorEastAsia" w:cstheme="majorBidi"/>
       <w:i/>
@@ -1341,7 +3403,7 @@
     <w:link w:val="Ttulo9"/>
     <w:uiPriority w:val="9"/>
     <w:semiHidden/>
-    <w:rsid w:val="00C37D3E"/>
+    <w:rsid w:val="0048759A"/>
     <w:rPr>
       <w:rFonts w:eastAsiaTheme="majorEastAsia" w:cstheme="majorBidi"/>
       <w:color w:val="272727" w:themeColor="text1" w:themeTint="D8"/>
@@ -1354,7 +3416,7 @@
     <w:link w:val="TtuloCar"/>
     <w:uiPriority w:val="10"/>
     <w:qFormat/>
-    <w:rsid w:val="00C37D3E"/>
+    <w:rsid w:val="0048759A"/>
     <w:pPr>
       <w:spacing w:after="80" w:line="240" w:lineRule="auto"/>
       <w:contextualSpacing/>
@@ -1372,7 +3434,7 @@
     <w:basedOn w:val="Fuentedeprrafopredeter"/>
     <w:link w:val="Ttulo"/>
     <w:uiPriority w:val="10"/>
-    <w:rsid w:val="00C37D3E"/>
+    <w:rsid w:val="0048759A"/>
     <w:rPr>
       <w:rFonts w:asciiTheme="majorHAnsi" w:eastAsiaTheme="majorEastAsia" w:hAnsiTheme="majorHAnsi" w:cstheme="majorBidi"/>
       <w:spacing w:val="-10"/>
@@ -1388,7 +3450,7 @@
     <w:link w:val="SubttuloCar"/>
     <w:uiPriority w:val="11"/>
     <w:qFormat/>
-    <w:rsid w:val="00C37D3E"/>
+    <w:rsid w:val="0048759A"/>
     <w:pPr>
       <w:numPr>
         <w:ilvl w:val="1"/>
@@ -1407,7 +3469,7 @@
     <w:basedOn w:val="Fuentedeprrafopredeter"/>
     <w:link w:val="Subttulo"/>
     <w:uiPriority w:val="11"/>
-    <w:rsid w:val="00C37D3E"/>
+    <w:rsid w:val="0048759A"/>
     <w:rPr>
       <w:rFonts w:eastAsiaTheme="majorEastAsia" w:cstheme="majorBidi"/>
       <w:color w:val="595959" w:themeColor="text1" w:themeTint="A6"/>
@@ -1423,7 +3485,7 @@
     <w:link w:val="CitaCar"/>
     <w:uiPriority w:val="29"/>
     <w:qFormat/>
-    <w:rsid w:val="00C37D3E"/>
+    <w:rsid w:val="0048759A"/>
     <w:pPr>
       <w:spacing w:before="160"/>
       <w:jc w:val="center"/>
@@ -1439,7 +3501,7 @@
     <w:basedOn w:val="Fuentedeprrafopredeter"/>
     <w:link w:val="Cita"/>
     <w:uiPriority w:val="29"/>
-    <w:rsid w:val="00C37D3E"/>
+    <w:rsid w:val="0048759A"/>
     <w:rPr>
       <w:i/>
       <w:iCs/>
@@ -1451,7 +3513,7 @@
     <w:basedOn w:val="Normal"/>
     <w:uiPriority w:val="34"/>
     <w:qFormat/>
-    <w:rsid w:val="00C37D3E"/>
+    <w:rsid w:val="0048759A"/>
     <w:pPr>
       <w:ind w:left="720"/>
       <w:contextualSpacing/>
@@ -1462,11 +3524,11 @@
     <w:basedOn w:val="Fuentedeprrafopredeter"/>
     <w:uiPriority w:val="21"/>
     <w:qFormat/>
-    <w:rsid w:val="00C37D3E"/>
+    <w:rsid w:val="0048759A"/>
     <w:rPr>
       <w:i/>
       <w:iCs/>
-      <w:color w:val="2F5496" w:themeColor="accent1" w:themeShade="BF"/>
+      <w:color w:val="0F4761" w:themeColor="accent1" w:themeShade="BF"/>
     </w:rPr>
   </w:style>
   <w:style w:type="paragraph" w:styleId="Citadestacada">
@@ -1476,11 +3538,11 @@
     <w:link w:val="CitadestacadaCar"/>
     <w:uiPriority w:val="30"/>
     <w:qFormat/>
-    <w:rsid w:val="00C37D3E"/>
+    <w:rsid w:val="0048759A"/>
     <w:pPr>
       <w:pBdr>
-        <w:top w:val="single" w:sz="4" w:space="10" w:color="2F5496" w:themeColor="accent1" w:themeShade="BF"/>
-        <w:bottom w:val="single" w:sz="4" w:space="10" w:color="2F5496" w:themeColor="accent1" w:themeShade="BF"/>
+        <w:top w:val="single" w:sz="4" w:space="10" w:color="0F4761" w:themeColor="accent1" w:themeShade="BF"/>
+        <w:bottom w:val="single" w:sz="4" w:space="10" w:color="0F4761" w:themeColor="accent1" w:themeShade="BF"/>
       </w:pBdr>
       <w:spacing w:before="360" w:after="360"/>
       <w:ind w:left="864" w:right="864"/>
@@ -1489,7 +3551,7 @@
     <w:rPr>
       <w:i/>
       <w:iCs/>
-      <w:color w:val="2F5496" w:themeColor="accent1" w:themeShade="BF"/>
+      <w:color w:val="0F4761" w:themeColor="accent1" w:themeShade="BF"/>
     </w:rPr>
   </w:style>
   <w:style w:type="character" w:customStyle="1" w:styleId="CitadestacadaCar">
@@ -1497,11 +3559,11 @@
     <w:basedOn w:val="Fuentedeprrafopredeter"/>
     <w:link w:val="Citadestacada"/>
     <w:uiPriority w:val="30"/>
-    <w:rsid w:val="00C37D3E"/>
+    <w:rsid w:val="0048759A"/>
     <w:rPr>
       <w:i/>
       <w:iCs/>
-      <w:color w:val="2F5496" w:themeColor="accent1" w:themeShade="BF"/>
+      <w:color w:val="0F4761" w:themeColor="accent1" w:themeShade="BF"/>
     </w:rPr>
   </w:style>
   <w:style w:type="character" w:styleId="Referenciaintensa">
@@ -1509,13 +3571,47 @@
     <w:basedOn w:val="Fuentedeprrafopredeter"/>
     <w:uiPriority w:val="32"/>
     <w:qFormat/>
-    <w:rsid w:val="00C37D3E"/>
+    <w:rsid w:val="0048759A"/>
     <w:rPr>
       <w:b/>
       <w:bCs/>
       <w:smallCaps/>
-      <w:color w:val="2F5496" w:themeColor="accent1" w:themeShade="BF"/>
+      <w:color w:val="0F4761" w:themeColor="accent1" w:themeShade="BF"/>
       <w:spacing w:val="5"/>
+    </w:rPr>
+  </w:style>
+  <w:style w:type="paragraph" w:customStyle="1" w:styleId="p1">
+    <w:name w:val="p1"/>
+    <w:basedOn w:val="Normal"/>
+    <w:rsid w:val="006B53BA"/>
+    <w:pPr>
+      <w:spacing w:after="0" w:line="240" w:lineRule="auto"/>
+    </w:pPr>
+    <w:rPr>
+      <w:rFonts w:ascii="Helvetica" w:eastAsia="Times New Roman" w:hAnsi="Helvetica" w:cs="Times New Roman"/>
+      <w:color w:val="000000"/>
+      <w:kern w:val="0"/>
+      <w:sz w:val="23"/>
+      <w:szCs w:val="23"/>
+      <w:lang w:eastAsia="es-ES_tradnl"/>
+      <w14:ligatures w14:val="none"/>
+    </w:rPr>
+  </w:style>
+  <w:style w:type="paragraph" w:customStyle="1" w:styleId="p2">
+    <w:name w:val="p2"/>
+    <w:basedOn w:val="Normal"/>
+    <w:rsid w:val="006B53BA"/>
+    <w:pPr>
+      <w:spacing w:after="0" w:line="240" w:lineRule="auto"/>
+    </w:pPr>
+    <w:rPr>
+      <w:rFonts w:ascii="Helvetica" w:eastAsia="Times New Roman" w:hAnsi="Helvetica" w:cs="Times New Roman"/>
+      <w:color w:val="000000"/>
+      <w:kern w:val="0"/>
+      <w:sz w:val="14"/>
+      <w:szCs w:val="14"/>
+      <w:lang w:eastAsia="es-ES_tradnl"/>
+      <w14:ligatures w14:val="none"/>
     </w:rPr>
   </w:style>
 </w:styles>
@@ -1532,39 +3628,39 @@
         <a:sysClr val="window" lastClr="FFFFFF"/>
       </a:lt1>
       <a:dk2>
-        <a:srgbClr val="44546A"/>
+        <a:srgbClr val="0E2841"/>
       </a:dk2>
       <a:lt2>
-        <a:srgbClr val="E7E6E6"/>
+        <a:srgbClr val="E8E8E8"/>
       </a:lt2>
       <a:accent1>
-        <a:srgbClr val="4472C4"/>
+        <a:srgbClr val="156082"/>
       </a:accent1>
       <a:accent2>
-        <a:srgbClr val="ED7D31"/>
+        <a:srgbClr val="E97132"/>
       </a:accent2>
       <a:accent3>
-        <a:srgbClr val="A5A5A5"/>
+        <a:srgbClr val="196B24"/>
       </a:accent3>
       <a:accent4>
-        <a:srgbClr val="FFC000"/>
+        <a:srgbClr val="0F9ED5"/>
       </a:accent4>
       <a:accent5>
-        <a:srgbClr val="5B9BD5"/>
+        <a:srgbClr val="A02B93"/>
       </a:accent5>
       <a:accent6>
-        <a:srgbClr val="70AD47"/>
+        <a:srgbClr val="4EA72E"/>
       </a:accent6>
       <a:hlink>
-        <a:srgbClr val="0563C1"/>
+        <a:srgbClr val="467886"/>
       </a:hlink>
       <a:folHlink>
-        <a:srgbClr val="954F72"/>
+        <a:srgbClr val="96607D"/>
       </a:folHlink>
     </a:clrScheme>
     <a:fontScheme name="Office">
       <a:majorFont>
-        <a:latin typeface="Calibri Light" panose="020F0302020204030204"/>
+        <a:latin typeface="Aptos Display" panose="02110004020202020204"/>
         <a:ea typeface=""/>
         <a:cs typeface=""/>
         <a:font script="Jpan" typeface="游ゴシック Light"/>
@@ -1616,10 +3712,10 @@
         <a:font script="Tfng" typeface="Ebrima"/>
       </a:majorFont>
       <a:minorFont>
-        <a:latin typeface="Calibri" panose="020F0502020204030204"/>
+        <a:latin typeface="Aptos" panose="02110004020202020204"/>
         <a:ea typeface=""/>
         <a:cs typeface=""/>
-        <a:font script="Jpan" typeface="游明朝"/>
+        <a:font script="Jpan" typeface="游ゴシック"/>
         <a:font script="Hang" typeface="맑은 고딕"/>
         <a:font script="Hans" typeface="等线"/>
         <a:font script="Hant" typeface="新細明體"/>
